--- a/Digital Forensics Report Writer/Templates/DFR Mobile.docx
+++ b/Digital Forensics Report Writer/Templates/DFR Mobile.docx
@@ -4711,17 +4711,15 @@
                 <w:placeholder>
                   <w:docPart w:val="D9E847C3A7604251BD2468CBDE5AF820"/>
                 </w:placeholder>
-                <w:showingPlcHdr/>
                 <w:text/>
               </w:sdtPr>
               <w:sdtContent>
                 <w:permStart w:id="1600849078" w:edGrp="everyone"/>
                 <w:r>
                   <w:rPr>
-                    <w:rStyle w:val="PlaceholderText"/>
                     <w:rFonts w:ascii="Arial" w:hAnsi="Arial" w:cs="Arial"/>
                   </w:rPr>
-                  <w:t xml:space="preserve"> </w:t>
+                  <w:t>PY_EXAMINE</w:t>
                 </w:r>
                 <w:permEnd w:id="1600849078"/>
               </w:sdtContent>
@@ -6487,31 +6485,7 @@
         <w:szCs w:val="32"/>
         <w:lang w:val="fr-FR"/>
       </w:rPr>
-      <w:t xml:space="preserve">Digital </w:t>
-    </w:r>
-    <w:proofErr w:type="spellStart"/>
-    <w:r>
-      <w:rPr>
-        <w:rFonts w:ascii="Arial" w:hAnsi="Arial" w:cs="Arial"/>
-        <w:b/>
-        <w:bCs/>
-        <w:sz w:val="32"/>
-        <w:szCs w:val="32"/>
-        <w:lang w:val="fr-FR"/>
-      </w:rPr>
-      <w:t>Forensic</w:t>
-    </w:r>
-    <w:proofErr w:type="spellEnd"/>
-    <w:r>
-      <w:rPr>
-        <w:rFonts w:ascii="Arial" w:hAnsi="Arial" w:cs="Arial"/>
-        <w:b/>
-        <w:bCs/>
-        <w:sz w:val="32"/>
-        <w:szCs w:val="32"/>
-        <w:lang w:val="fr-FR"/>
-      </w:rPr>
-      <w:t xml:space="preserve"> Report</w:t>
+      <w:t>Digital Forensic Report</w:t>
     </w:r>
     <w:r>
       <w:rPr>
@@ -6555,19 +6529,7 @@
         <w:szCs w:val="32"/>
         <w:lang w:val="fr-FR"/>
       </w:rPr>
-      <w:t xml:space="preserve">Mobile </w:t>
-    </w:r>
-    <w:proofErr w:type="spellStart"/>
-    <w:r>
-      <w:rPr>
-        <w:rFonts w:ascii="Arial" w:hAnsi="Arial" w:cs="Arial"/>
-        <w:b/>
-        <w:bCs/>
-        <w:sz w:val="32"/>
-        <w:szCs w:val="32"/>
-        <w:lang w:val="fr-FR"/>
-      </w:rPr>
-      <w:t>Devic</w:t>
+      <w:t>Mobile Devic</w:t>
     </w:r>
     <w:r>
       <w:rPr>
@@ -6580,7 +6542,6 @@
       </w:rPr>
       <w:t>e</w:t>
     </w:r>
-    <w:proofErr w:type="spellEnd"/>
   </w:p>
   <w:bookmarkEnd w:id="0"/>
   <w:p>
@@ -8476,6 +8437,18 @@
     <w:pitch w:val="variable"/>
     <w:sig w:usb0="E4002EFF" w:usb1="C200247B" w:usb2="00000009" w:usb3="00000000" w:csb0="000001FF" w:csb1="00000000"/>
   </w:font>
+  <w:font w:name="Aptos">
+    <w:charset w:val="00"/>
+    <w:family w:val="swiss"/>
+    <w:pitch w:val="variable"/>
+    <w:sig w:usb0="20000287" w:usb1="00000003" w:usb2="00000000" w:usb3="00000000" w:csb0="0000019F" w:csb1="00000000"/>
+  </w:font>
+  <w:font w:name="Aptos Display">
+    <w:charset w:val="00"/>
+    <w:family w:val="swiss"/>
+    <w:pitch w:val="variable"/>
+    <w:sig w:usb0="20000287" w:usb1="00000003" w:usb2="00000000" w:usb3="00000000" w:csb0="0000019F" w:csb1="00000000"/>
+  </w:font>
 </w:fonts>
 </file>
 
@@ -8580,6 +8553,7 @@
     <w:rsid w:val="00B978B1"/>
     <w:rsid w:val="00BA52E3"/>
     <w:rsid w:val="00BB3401"/>
+    <w:rsid w:val="00BD6D36"/>
     <w:rsid w:val="00BF77DB"/>
     <w:rsid w:val="00C36366"/>
     <w:rsid w:val="00C5501B"/>
@@ -8593,6 +8567,7 @@
     <w:rsid w:val="00F10158"/>
     <w:rsid w:val="00F35812"/>
     <w:rsid w:val="00F36EE5"/>
+    <w:rsid w:val="00F377F4"/>
     <w:rsid w:val="00F43FF3"/>
     <w:rsid w:val="00F6125B"/>
     <w:rsid w:val="00F87345"/>

--- a/Digital Forensics Report Writer/Templates/DFR Mobile.docx
+++ b/Digital Forensics Report Writer/Templates/DFR Mobile.docx
@@ -5617,7 +5617,7 @@
                   <w:rPr>
                     <w:rFonts w:ascii="Arial" w:hAnsi="Arial" w:cs="Arial"/>
                   </w:rPr>
-                  <w:t xml:space="preserve"> </w:t>
+                  <w:t>PY_CHECKLIST</w:t>
                 </w:r>
               </w:p>
               <w:permEnd w:id="1101145638" w:displacedByCustomXml="next"/>
@@ -8472,6 +8472,7 @@
     <w:rsid w:val="000A26CA"/>
     <w:rsid w:val="000B6DF9"/>
     <w:rsid w:val="000C6706"/>
+    <w:rsid w:val="000D7365"/>
     <w:rsid w:val="0013616B"/>
     <w:rsid w:val="001617B7"/>
     <w:rsid w:val="00193BA9"/>
@@ -8516,6 +8517,7 @@
     <w:rsid w:val="005B604F"/>
     <w:rsid w:val="00607685"/>
     <w:rsid w:val="00621069"/>
+    <w:rsid w:val="00626920"/>
     <w:rsid w:val="00651B18"/>
     <w:rsid w:val="00654E55"/>
     <w:rsid w:val="00680134"/>

--- a/Digital Forensics Report Writer/Templates/DFR Mobile.docx
+++ b/Digital Forensics Report Writer/Templates/DFR Mobile.docx
@@ -161,19 +161,21 @@
         <w:trPr>
           <w:trHeight w:val="344"/>
         </w:trPr>
+        <w:permStart w:id="18306787" w:edGrp="everyone" w:displacedByCustomXml="next"/>
         <w:sdt>
           <w:sdtPr>
             <w:rPr>
               <w:rFonts w:ascii="Arial" w:hAnsi="Arial" w:cs="Arial"/>
             </w:rPr>
+            <w:tag w:val="PY_DFR"/>
             <w:id w:val="-1126619026"/>
             <w:placeholder>
               <w:docPart w:val="6F4CB31C832848648830DB726AA3EA1B"/>
             </w:placeholder>
+            <w:showingPlcHdr/>
             <w:text/>
           </w:sdtPr>
           <w:sdtContent>
-            <w:permStart w:id="1505898904" w:edGrp="everyone" w:displacedByCustomXml="prev"/>
             <w:tc>
               <w:tcPr>
                 <w:tcW w:w="3235" w:type="dxa"/>
@@ -194,28 +196,31 @@
                 </w:pPr>
                 <w:r>
                   <w:rPr>
+                    <w:rStyle w:val="PlaceholderText"/>
                     <w:rFonts w:ascii="Arial" w:hAnsi="Arial" w:cs="Arial"/>
                   </w:rPr>
-                  <w:t>PY_DFR</w:t>
+                  <w:t xml:space="preserve"> </w:t>
                 </w:r>
               </w:p>
             </w:tc>
-            <w:permEnd w:id="1505898904" w:displacedByCustomXml="next"/>
           </w:sdtContent>
         </w:sdt>
+        <w:permEnd w:id="18306787" w:displacedByCustomXml="prev"/>
+        <w:permStart w:id="219497589" w:edGrp="everyone" w:displacedByCustomXml="next"/>
         <w:sdt>
           <w:sdtPr>
             <w:rPr>
               <w:rFonts w:ascii="Arial" w:hAnsi="Arial" w:cs="Arial"/>
             </w:rPr>
+            <w:tag w:val="PY_CASENUMBER"/>
             <w:id w:val="-970591982"/>
             <w:placeholder>
               <w:docPart w:val="CE1B809D2C27494DA6A0C28ACA1BDBF1"/>
             </w:placeholder>
+            <w:showingPlcHdr/>
             <w:text/>
           </w:sdtPr>
           <w:sdtContent>
-            <w:permStart w:id="1972329874" w:edGrp="everyone" w:displacedByCustomXml="prev"/>
             <w:tc>
               <w:tcPr>
                 <w:tcW w:w="3870" w:type="dxa"/>
@@ -237,28 +242,31 @@
                 </w:pPr>
                 <w:r>
                   <w:rPr>
+                    <w:rStyle w:val="PlaceholderText"/>
                     <w:rFonts w:ascii="Arial" w:hAnsi="Arial" w:cs="Arial"/>
                   </w:rPr>
-                  <w:t>PY_CASENUMBER</w:t>
+                  <w:t xml:space="preserve"> </w:t>
                 </w:r>
               </w:p>
             </w:tc>
-            <w:permEnd w:id="1972329874" w:displacedByCustomXml="next"/>
           </w:sdtContent>
         </w:sdt>
+        <w:permEnd w:id="219497589" w:displacedByCustomXml="prev"/>
+        <w:permStart w:id="1680491166" w:edGrp="everyone" w:displacedByCustomXml="next"/>
         <w:sdt>
           <w:sdtPr>
             <w:rPr>
               <w:rFonts w:ascii="Arial" w:hAnsi="Arial" w:cs="Arial"/>
             </w:rPr>
+            <w:tag w:val="PY_EVIDENCE"/>
             <w:id w:val="2075699221"/>
             <w:placeholder>
               <w:docPart w:val="C6D28C75353745B9915438CF19FC7D71"/>
             </w:placeholder>
+            <w:showingPlcHdr/>
             <w:text/>
           </w:sdtPr>
           <w:sdtContent>
-            <w:permStart w:id="1251230669" w:edGrp="everyone" w:displacedByCustomXml="prev"/>
             <w:tc>
               <w:tcPr>
                 <w:tcW w:w="4271" w:type="dxa"/>
@@ -280,15 +288,16 @@
                 </w:pPr>
                 <w:r>
                   <w:rPr>
+                    <w:rStyle w:val="PlaceholderText"/>
                     <w:rFonts w:ascii="Arial" w:hAnsi="Arial" w:cs="Arial"/>
                   </w:rPr>
-                  <w:t>PY_EVIDENCE</w:t>
+                  <w:t xml:space="preserve"> </w:t>
                 </w:r>
               </w:p>
             </w:tc>
-            <w:permEnd w:id="1251230669" w:displacedByCustomXml="next"/>
           </w:sdtContent>
         </w:sdt>
+        <w:permEnd w:id="1680491166" w:displacedByCustomXml="prev"/>
       </w:tr>
       <w:tr>
         <w:trPr>
@@ -411,15 +420,18 @@
         <w:trPr>
           <w:trHeight w:val="344"/>
         </w:trPr>
+        <w:permStart w:id="681989623" w:edGrp="everyone" w:displacedByCustomXml="next"/>
         <w:sdt>
           <w:sdtPr>
             <w:rPr>
               <w:rFonts w:ascii="Arial" w:hAnsi="Arial" w:cs="Arial"/>
             </w:rPr>
+            <w:tag w:val="PY_REQDATE"/>
             <w:id w:val="1313988748"/>
             <w:placeholder>
               <w:docPart w:val="888CF37C83934317A82DBD40C4C9A13F"/>
             </w:placeholder>
+            <w:showingPlcHdr/>
             <w:date>
               <w:dateFormat w:val="dddd, MMMM d, yyyy"/>
               <w:lid w:val="en-US"/>
@@ -428,7 +440,6 @@
             </w:date>
           </w:sdtPr>
           <w:sdtContent>
-            <w:permStart w:id="1204249354" w:edGrp="everyone" w:displacedByCustomXml="prev"/>
             <w:tc>
               <w:tcPr>
                 <w:tcW w:w="3792" w:type="dxa"/>
@@ -450,28 +461,31 @@
                 </w:pPr>
                 <w:r>
                   <w:rPr>
+                    <w:rStyle w:val="PlaceholderText"/>
                     <w:rFonts w:ascii="Arial" w:hAnsi="Arial" w:cs="Arial"/>
                   </w:rPr>
-                  <w:t>PY_REQDATE</w:t>
+                  <w:t xml:space="preserve"> </w:t>
                 </w:r>
               </w:p>
             </w:tc>
-            <w:permEnd w:id="1204249354" w:displacedByCustomXml="next"/>
           </w:sdtContent>
         </w:sdt>
+        <w:permEnd w:id="681989623" w:displacedByCustomXml="prev"/>
+        <w:permStart w:id="1706250734" w:edGrp="everyone" w:displacedByCustomXml="next"/>
         <w:sdt>
           <w:sdtPr>
             <w:rPr>
               <w:rFonts w:ascii="Arial" w:hAnsi="Arial" w:cs="Arial"/>
             </w:rPr>
+            <w:tag w:val="PY_OWNER"/>
             <w:id w:val="1013581175"/>
             <w:placeholder>
               <w:docPart w:val="30B0ABBE1B4B439B83028E578F359CD3"/>
             </w:placeholder>
+            <w:showingPlcHdr/>
             <w:text/>
           </w:sdtPr>
           <w:sdtContent>
-            <w:permStart w:id="851194624" w:edGrp="everyone" w:displacedByCustomXml="prev"/>
             <w:tc>
               <w:tcPr>
                 <w:tcW w:w="3792" w:type="dxa"/>
@@ -493,15 +507,16 @@
                 </w:pPr>
                 <w:r>
                   <w:rPr>
+                    <w:rStyle w:val="PlaceholderText"/>
                     <w:rFonts w:ascii="Arial" w:hAnsi="Arial" w:cs="Arial"/>
                   </w:rPr>
-                  <w:t>PY_OWNER</w:t>
+                  <w:t xml:space="preserve"> </w:t>
                 </w:r>
               </w:p>
             </w:tc>
-            <w:permEnd w:id="851194624" w:displacedByCustomXml="next"/>
           </w:sdtContent>
         </w:sdt>
+        <w:permEnd w:id="1706250734" w:displacedByCustomXml="prev"/>
         <w:sdt>
           <w:sdtPr>
             <w:rPr>
@@ -658,19 +673,21 @@
         <w:trPr>
           <w:trHeight w:val="344"/>
         </w:trPr>
+        <w:permStart w:id="2072648131" w:edGrp="everyone" w:displacedByCustomXml="next"/>
         <w:sdt>
           <w:sdtPr>
             <w:rPr>
               <w:rFonts w:ascii="Arial" w:hAnsi="Arial" w:cs="Arial"/>
             </w:rPr>
+            <w:tag w:val="PY_REQAGENCY"/>
             <w:id w:val="1630976998"/>
             <w:placeholder>
               <w:docPart w:val="439E55EC3E3D414BA3FA3D59ADEFFDBB"/>
             </w:placeholder>
+            <w:showingPlcHdr/>
             <w:text/>
           </w:sdtPr>
           <w:sdtContent>
-            <w:permStart w:id="643171088" w:edGrp="everyone" w:displacedByCustomXml="prev"/>
             <w:tc>
               <w:tcPr>
                 <w:tcW w:w="5688" w:type="dxa"/>
@@ -692,28 +709,31 @@
                 </w:pPr>
                 <w:r>
                   <w:rPr>
+                    <w:rStyle w:val="PlaceholderText"/>
                     <w:rFonts w:ascii="Arial" w:hAnsi="Arial" w:cs="Arial"/>
                   </w:rPr>
-                  <w:t>PY_REQAGENCY</w:t>
+                  <w:t xml:space="preserve"> </w:t>
                 </w:r>
               </w:p>
             </w:tc>
-            <w:permEnd w:id="643171088" w:displacedByCustomXml="next"/>
           </w:sdtContent>
         </w:sdt>
+        <w:permEnd w:id="2072648131" w:displacedByCustomXml="prev"/>
+        <w:permStart w:id="176496888" w:edGrp="everyone" w:displacedByCustomXml="next"/>
         <w:sdt>
           <w:sdtPr>
             <w:rPr>
               <w:rFonts w:ascii="Arial" w:hAnsi="Arial" w:cs="Arial"/>
             </w:rPr>
+            <w:tag w:val="PY_REQOFF"/>
             <w:id w:val="-931893453"/>
             <w:placeholder>
               <w:docPart w:val="35FE797F05DE4157B3B38FDE31CB60B2"/>
             </w:placeholder>
+            <w:showingPlcHdr/>
             <w:text/>
           </w:sdtPr>
           <w:sdtContent>
-            <w:permStart w:id="824136463" w:edGrp="everyone" w:displacedByCustomXml="prev"/>
             <w:tc>
               <w:tcPr>
                 <w:tcW w:w="5688" w:type="dxa"/>
@@ -735,15 +755,16 @@
                 </w:pPr>
                 <w:r>
                   <w:rPr>
+                    <w:rStyle w:val="PlaceholderText"/>
                     <w:rFonts w:ascii="Arial" w:hAnsi="Arial" w:cs="Arial"/>
                   </w:rPr>
-                  <w:t>PY_REQOFF</w:t>
+                  <w:t xml:space="preserve"> </w:t>
                 </w:r>
               </w:p>
             </w:tc>
-            <w:permEnd w:id="824136463" w:displacedByCustomXml="next"/>
           </w:sdtContent>
         </w:sdt>
+        <w:permEnd w:id="176496888" w:displacedByCustomXml="prev"/>
       </w:tr>
       <w:tr>
         <w:trPr>
@@ -807,11 +828,13 @@
               </w:rPr>
               <w:t xml:space="preserve">CONSENT  </w:t>
             </w:r>
+            <w:permStart w:id="831854604" w:edGrp="everyone"/>
             <w:sdt>
               <w:sdtPr>
                 <w:rPr>
                   <w:rFonts w:ascii="Arial" w:hAnsi="Arial" w:cs="Arial"/>
                 </w:rPr>
+                <w:tag w:val="PY_AUTHCONSENT"/>
                 <w:id w:val="-1301214547"/>
                 <w14:checkbox>
                   <w14:checked w14:val="0"/>
@@ -820,27 +843,28 @@
                 </w14:checkbox>
               </w:sdtPr>
               <w:sdtContent>
-                <w:permStart w:id="292752568" w:edGrp="everyone"/>
                 <w:r>
                   <w:rPr>
                     <w:rFonts w:ascii="MS Gothic" w:eastAsia="MS Gothic" w:hAnsi="MS Gothic" w:cs="Arial" w:hint="eastAsia"/>
                   </w:rPr>
                   <w:t>☐</w:t>
                 </w:r>
-                <w:permEnd w:id="292752568"/>
               </w:sdtContent>
             </w:sdt>
+            <w:permEnd w:id="831854604"/>
             <w:r>
               <w:rPr>
                 <w:rFonts w:ascii="Arial" w:hAnsi="Arial" w:cs="Arial"/>
               </w:rPr>
               <w:t xml:space="preserve">     SEARCH WARRANT  </w:t>
             </w:r>
+            <w:permStart w:id="1603106098" w:edGrp="everyone"/>
             <w:sdt>
               <w:sdtPr>
                 <w:rPr>
                   <w:rFonts w:ascii="Arial" w:hAnsi="Arial" w:cs="Arial"/>
                 </w:rPr>
+                <w:tag w:val="PY_AUTHSW"/>
                 <w:id w:val="-558632481"/>
                 <w14:checkbox>
                   <w14:checked w14:val="0"/>
@@ -849,27 +873,28 @@
                 </w14:checkbox>
               </w:sdtPr>
               <w:sdtContent>
-                <w:permStart w:id="1326844930" w:edGrp="everyone"/>
                 <w:r>
                   <w:rPr>
                     <w:rFonts w:ascii="MS Gothic" w:eastAsia="MS Gothic" w:hAnsi="MS Gothic" w:cs="Arial" w:hint="eastAsia"/>
                   </w:rPr>
                   <w:t>☐</w:t>
                 </w:r>
-                <w:permEnd w:id="1326844930"/>
               </w:sdtContent>
             </w:sdt>
+            <w:permEnd w:id="1603106098"/>
             <w:r>
               <w:rPr>
                 <w:rFonts w:ascii="Arial" w:hAnsi="Arial" w:cs="Arial"/>
               </w:rPr>
               <w:t xml:space="preserve">     IMPLIED CONSENT  </w:t>
             </w:r>
+            <w:permStart w:id="1478776252" w:edGrp="everyone"/>
             <w:sdt>
               <w:sdtPr>
                 <w:rPr>
                   <w:rFonts w:ascii="Arial" w:hAnsi="Arial" w:cs="Arial"/>
                 </w:rPr>
+                <w:tag w:val="PY_AUTHIMPLIED"/>
                 <w:id w:val="-1076356122"/>
                 <w14:checkbox>
                   <w14:checked w14:val="0"/>
@@ -878,16 +903,15 @@
                 </w14:checkbox>
               </w:sdtPr>
               <w:sdtContent>
-                <w:permStart w:id="609502463" w:edGrp="everyone"/>
                 <w:r>
                   <w:rPr>
                     <w:rFonts w:ascii="MS Gothic" w:eastAsia="MS Gothic" w:hAnsi="MS Gothic" w:cs="Arial" w:hint="eastAsia"/>
                   </w:rPr>
                   <w:t>☐</w:t>
                 </w:r>
-                <w:permEnd w:id="609502463"/>
               </w:sdtContent>
             </w:sdt>
+            <w:permEnd w:id="1478776252"/>
             <w:r>
               <w:rPr>
                 <w:rFonts w:ascii="Arial" w:hAnsi="Arial" w:cs="Arial"/>
@@ -912,11 +936,13 @@
               </w:rPr>
               <w:t xml:space="preserve">  </w:t>
             </w:r>
+            <w:permStart w:id="2000297828" w:edGrp="everyone"/>
             <w:sdt>
               <w:sdtPr>
                 <w:rPr>
                   <w:rFonts w:ascii="Arial" w:hAnsi="Arial" w:cs="Arial"/>
                 </w:rPr>
+                <w:tag w:val="PY_AUTHPAROLE"/>
                 <w:id w:val="1981499598"/>
                 <w14:checkbox>
                   <w14:checked w14:val="0"/>
@@ -925,16 +951,15 @@
                 </w14:checkbox>
               </w:sdtPr>
               <w:sdtContent>
-                <w:permStart w:id="993932269" w:edGrp="everyone"/>
                 <w:r>
                   <w:rPr>
                     <w:rFonts w:ascii="MS Gothic" w:eastAsia="MS Gothic" w:hAnsi="MS Gothic" w:cs="Arial" w:hint="eastAsia"/>
                   </w:rPr>
                   <w:t>☐</w:t>
                 </w:r>
-                <w:permEnd w:id="993932269"/>
               </w:sdtContent>
             </w:sdt>
+            <w:permEnd w:id="2000297828"/>
             <w:r>
               <w:rPr>
                 <w:rFonts w:ascii="Arial" w:hAnsi="Arial" w:cs="Arial"/>
@@ -947,11 +972,13 @@
               </w:rPr>
               <w:t xml:space="preserve">OTHER:  </w:t>
             </w:r>
+            <w:permStart w:id="465386593" w:edGrp="everyone"/>
             <w:sdt>
               <w:sdtPr>
                 <w:rPr>
                   <w:rFonts w:ascii="Arial" w:hAnsi="Arial" w:cs="Arial"/>
                 </w:rPr>
+                <w:tag w:val="PY_AUTHOTHER"/>
                 <w:id w:val="936722782"/>
                 <w:placeholder>
                   <w:docPart w:val="BFA79ADA1784488397E79C60CD1F0446"/>
@@ -959,7 +986,6 @@
                 <w:text/>
               </w:sdtPr>
               <w:sdtContent>
-                <w:permStart w:id="1061188403" w:edGrp="everyone"/>
                 <w:r>
                   <w:rPr>
                     <w:rFonts w:ascii="Arial" w:hAnsi="Arial" w:cs="Arial"/>
@@ -969,9 +995,9 @@
                   </w:rPr>
                   <w:t xml:space="preserve"> </w:t>
                 </w:r>
-                <w:permEnd w:id="1061188403"/>
               </w:sdtContent>
             </w:sdt>
+            <w:permEnd w:id="465386593"/>
           </w:p>
         </w:tc>
       </w:tr>
@@ -1092,11 +1118,13 @@
               </w:rPr>
               <w:t xml:space="preserve">YES </w:t>
             </w:r>
+            <w:permStart w:id="1445616768" w:edGrp="everyone"/>
             <w:sdt>
               <w:sdtPr>
                 <w:rPr>
                   <w:rFonts w:ascii="Arial" w:hAnsi="Arial" w:cs="Arial"/>
                 </w:rPr>
+                <w:tag w:val="PY_TIMEFRAMEYES"/>
                 <w:id w:val="-1936191325"/>
                 <w14:checkbox>
                   <w14:checked w14:val="0"/>
@@ -1105,27 +1133,28 @@
                 </w14:checkbox>
               </w:sdtPr>
               <w:sdtContent>
-                <w:permStart w:id="1345590725" w:edGrp="everyone"/>
                 <w:r>
                   <w:rPr>
                     <w:rFonts w:ascii="MS Gothic" w:eastAsia="MS Gothic" w:hAnsi="MS Gothic" w:cs="Arial" w:hint="eastAsia"/>
                   </w:rPr>
                   <w:t>☐</w:t>
                 </w:r>
-                <w:permEnd w:id="1345590725"/>
               </w:sdtContent>
             </w:sdt>
+            <w:permEnd w:id="1445616768"/>
             <w:r>
               <w:rPr>
                 <w:rFonts w:ascii="Arial" w:hAnsi="Arial" w:cs="Arial"/>
               </w:rPr>
               <w:t xml:space="preserve">        NO </w:t>
             </w:r>
+            <w:permStart w:id="1932865238" w:edGrp="everyone"/>
             <w:sdt>
               <w:sdtPr>
                 <w:rPr>
                   <w:rFonts w:ascii="Arial" w:hAnsi="Arial" w:cs="Arial"/>
                 </w:rPr>
+                <w:tag w:val="PY_TIMEFRAMENO"/>
                 <w:id w:val="-2131625048"/>
                 <w14:checkbox>
                   <w14:checked w14:val="0"/>
@@ -1134,18 +1163,18 @@
                 </w14:checkbox>
               </w:sdtPr>
               <w:sdtContent>
-                <w:permStart w:id="1505306464" w:edGrp="everyone"/>
                 <w:r>
                   <w:rPr>
                     <w:rFonts w:ascii="MS Gothic" w:eastAsia="MS Gothic" w:hAnsi="MS Gothic" w:cs="Arial" w:hint="eastAsia"/>
                   </w:rPr>
                   <w:t>☐</w:t>
                 </w:r>
-                <w:permEnd w:id="1505306464"/>
               </w:sdtContent>
             </w:sdt>
+            <w:permEnd w:id="1932865238"/>
           </w:p>
         </w:tc>
+        <w:permStart w:id="1115432236" w:edGrp="everyone"/>
         <w:tc>
           <w:tcPr>
             <w:tcW w:w="3870" w:type="dxa"/>
@@ -1168,10 +1197,12 @@
                 <w:rPr>
                   <w:rFonts w:ascii="Arial" w:hAnsi="Arial" w:cs="Arial"/>
                 </w:rPr>
+                <w:tag w:val="PY_LIMITSTART"/>
                 <w:id w:val="212863807"/>
                 <w:placeholder>
                   <w:docPart w:val="0BBB14C31D234CBEBE95CC4114AC5765"/>
                 </w:placeholder>
+                <w:showingPlcHdr/>
                 <w:date>
                   <w:dateFormat w:val="dddd, MMMM d, yyyy"/>
                   <w:lid w:val="en-US"/>
@@ -1180,18 +1211,19 @@
                 </w:date>
               </w:sdtPr>
               <w:sdtContent>
-                <w:permStart w:id="1185700864" w:edGrp="everyone"/>
                 <w:r>
                   <w:rPr>
+                    <w:rStyle w:val="PlaceholderText"/>
                     <w:rFonts w:ascii="Arial" w:hAnsi="Arial" w:cs="Arial"/>
                   </w:rPr>
-                  <w:t>PY_LIMITSTART</w:t>
+                  <w:t xml:space="preserve"> </w:t>
                 </w:r>
-                <w:permEnd w:id="1185700864"/>
               </w:sdtContent>
             </w:sdt>
+            <w:permEnd w:id="1115432236"/>
           </w:p>
         </w:tc>
+        <w:permStart w:id="869280811" w:edGrp="everyone"/>
         <w:tc>
           <w:tcPr>
             <w:tcW w:w="4271" w:type="dxa"/>
@@ -1214,10 +1246,12 @@
                 <w:rPr>
                   <w:rFonts w:ascii="Arial" w:hAnsi="Arial" w:cs="Arial"/>
                 </w:rPr>
+                <w:tag w:val="PY_LIMITEND"/>
                 <w:id w:val="-435597364"/>
                 <w:placeholder>
                   <w:docPart w:val="46B9304E2DB24F9987E1B53540CDF304"/>
                 </w:placeholder>
+                <w:showingPlcHdr/>
                 <w:date>
                   <w:dateFormat w:val="dddd, MMMM d, yyyy"/>
                   <w:lid w:val="en-US"/>
@@ -1226,16 +1260,16 @@
                 </w:date>
               </w:sdtPr>
               <w:sdtContent>
-                <w:permStart w:id="1998021681" w:edGrp="everyone"/>
                 <w:r>
                   <w:rPr>
+                    <w:rStyle w:val="PlaceholderText"/>
                     <w:rFonts w:ascii="Arial" w:hAnsi="Arial" w:cs="Arial"/>
                   </w:rPr>
-                  <w:t>PY_LIMITEND</w:t>
+                  <w:t xml:space="preserve"> </w:t>
                 </w:r>
-                <w:permEnd w:id="1998021681"/>
               </w:sdtContent>
             </w:sdt>
+            <w:permEnd w:id="869280811"/>
           </w:p>
         </w:tc>
       </w:tr>
@@ -1350,19 +1384,21 @@
         <w:trPr>
           <w:trHeight w:val="344"/>
         </w:trPr>
+        <w:permStart w:id="724597999" w:edGrp="everyone" w:displacedByCustomXml="next"/>
         <w:sdt>
           <w:sdtPr>
             <w:rPr>
               <w:rFonts w:ascii="Arial" w:hAnsi="Arial" w:cs="Arial"/>
             </w:rPr>
+            <w:tag w:val="PY_EXAMINER"/>
             <w:id w:val="-1575354780"/>
             <w:placeholder>
               <w:docPart w:val="975C13981AF64FABA1D66BC15C213368"/>
             </w:placeholder>
+            <w:showingPlcHdr/>
             <w:text/>
           </w:sdtPr>
           <w:sdtContent>
-            <w:permStart w:id="111352606" w:edGrp="everyone" w:displacedByCustomXml="prev"/>
             <w:tc>
               <w:tcPr>
                 <w:tcW w:w="3235" w:type="dxa"/>
@@ -1387,15 +1423,17 @@
                 </w:pPr>
                 <w:r>
                   <w:rPr>
+                    <w:rStyle w:val="PlaceholderText"/>
                     <w:rFonts w:ascii="Arial" w:hAnsi="Arial" w:cs="Arial"/>
                   </w:rPr>
-                  <w:t>PY_EXAMINER</w:t>
+                  <w:t xml:space="preserve"> </w:t>
                 </w:r>
               </w:p>
             </w:tc>
-            <w:permEnd w:id="111352606" w:displacedByCustomXml="next"/>
           </w:sdtContent>
         </w:sdt>
+        <w:permEnd w:id="724597999" w:displacedByCustomXml="prev"/>
+        <w:permStart w:id="1973321305" w:edGrp="everyone"/>
         <w:tc>
           <w:tcPr>
             <w:tcW w:w="3870" w:type="dxa"/>
@@ -1421,10 +1459,12 @@
                 <w:rPr>
                   <w:rFonts w:ascii="Arial" w:hAnsi="Arial" w:cs="Arial"/>
                 </w:rPr>
+                <w:tag w:val="PY_IMAGEDATE"/>
                 <w:id w:val="-1996641527"/>
                 <w:placeholder>
                   <w:docPart w:val="A503CA06C47341C6912ADB9E7FEF81CA"/>
                 </w:placeholder>
+                <w:showingPlcHdr/>
                 <w:date>
                   <w:dateFormat w:val="dddd, MMMM d, yyyy"/>
                   <w:lid w:val="en-US"/>
@@ -1433,16 +1473,16 @@
                 </w:date>
               </w:sdtPr>
               <w:sdtContent>
-                <w:permStart w:id="218393643" w:edGrp="everyone"/>
                 <w:r>
                   <w:rPr>
+                    <w:rStyle w:val="PlaceholderText"/>
                     <w:rFonts w:ascii="Arial" w:hAnsi="Arial" w:cs="Arial"/>
                   </w:rPr>
-                  <w:t>PY_IMAGEDATE</w:t>
+                  <w:t xml:space="preserve"> </w:t>
                 </w:r>
-                <w:permEnd w:id="218393643"/>
               </w:sdtContent>
             </w:sdt>
+            <w:permEnd w:id="1973321305"/>
           </w:p>
         </w:tc>
         <w:tc>
@@ -1809,19 +1849,21 @@
         <w:trPr>
           <w:trHeight w:val="299"/>
         </w:trPr>
+        <w:permStart w:id="1115838768" w:edGrp="everyone" w:displacedByCustomXml="next"/>
         <w:sdt>
           <w:sdtPr>
             <w:rPr>
               <w:rFonts w:ascii="Arial" w:hAnsi="Arial" w:cs="Arial"/>
             </w:rPr>
+            <w:tag w:val="PY_MAN"/>
             <w:id w:val="1347670043"/>
             <w:placeholder>
               <w:docPart w:val="4E64D011D6D5481EAF91127D1DE42DB1"/>
             </w:placeholder>
+            <w:showingPlcHdr/>
             <w:text/>
           </w:sdtPr>
           <w:sdtContent>
-            <w:permStart w:id="1837262256" w:edGrp="everyone" w:displacedByCustomXml="prev"/>
             <w:tc>
               <w:tcPr>
                 <w:tcW w:w="3235" w:type="dxa"/>
@@ -1839,28 +1881,31 @@
                 </w:pPr>
                 <w:r>
                   <w:rPr>
+                    <w:rStyle w:val="PlaceholderText"/>
                     <w:rFonts w:ascii="Arial" w:hAnsi="Arial" w:cs="Arial"/>
                   </w:rPr>
-                  <w:t>PY_MAN</w:t>
+                  <w:t xml:space="preserve"> </w:t>
                 </w:r>
               </w:p>
             </w:tc>
-            <w:permEnd w:id="1837262256" w:displacedByCustomXml="next"/>
           </w:sdtContent>
         </w:sdt>
+        <w:permEnd w:id="1115838768" w:displacedByCustomXml="prev"/>
+        <w:permStart w:id="1188327523" w:edGrp="everyone" w:displacedByCustomXml="next"/>
         <w:sdt>
           <w:sdtPr>
             <w:rPr>
               <w:rFonts w:ascii="Arial" w:hAnsi="Arial" w:cs="Arial"/>
             </w:rPr>
+            <w:tag w:val="PY_MOD"/>
             <w:id w:val="-1783111413"/>
             <w:placeholder>
               <w:docPart w:val="24CCE9E77E1948CFA89593701DC7EADA"/>
             </w:placeholder>
+            <w:showingPlcHdr/>
             <w:text/>
           </w:sdtPr>
           <w:sdtContent>
-            <w:permStart w:id="1453286638" w:edGrp="everyone" w:displacedByCustomXml="prev"/>
             <w:tc>
               <w:tcPr>
                 <w:tcW w:w="3960" w:type="dxa"/>
@@ -1878,28 +1923,31 @@
                 </w:pPr>
                 <w:r>
                   <w:rPr>
+                    <w:rStyle w:val="PlaceholderText"/>
                     <w:rFonts w:ascii="Arial" w:hAnsi="Arial" w:cs="Arial"/>
                   </w:rPr>
-                  <w:t>PY_MOD</w:t>
+                  <w:t xml:space="preserve"> </w:t>
                 </w:r>
               </w:p>
             </w:tc>
-            <w:permEnd w:id="1453286638" w:displacedByCustomXml="next"/>
           </w:sdtContent>
         </w:sdt>
+        <w:permEnd w:id="1188327523" w:displacedByCustomXml="prev"/>
+        <w:permStart w:id="1059665034" w:edGrp="everyone" w:displacedByCustomXml="next"/>
         <w:sdt>
           <w:sdtPr>
             <w:rPr>
               <w:rFonts w:ascii="Arial" w:hAnsi="Arial" w:cs="Arial"/>
             </w:rPr>
+            <w:tag w:val="PY_COLOR"/>
             <w:id w:val="447589103"/>
             <w:placeholder>
               <w:docPart w:val="98F5809F38964CABB675BAD3A8786BDA"/>
             </w:placeholder>
+            <w:showingPlcHdr/>
             <w:text/>
           </w:sdtPr>
           <w:sdtContent>
-            <w:permStart w:id="402673632" w:edGrp="everyone" w:displacedByCustomXml="prev"/>
             <w:tc>
               <w:tcPr>
                 <w:tcW w:w="4181" w:type="dxa"/>
@@ -1917,15 +1965,16 @@
                 </w:pPr>
                 <w:r>
                   <w:rPr>
+                    <w:rStyle w:val="PlaceholderText"/>
                     <w:rFonts w:ascii="Arial" w:hAnsi="Arial" w:cs="Arial"/>
                   </w:rPr>
-                  <w:t>PY_COLOR</w:t>
+                  <w:t xml:space="preserve"> </w:t>
                 </w:r>
               </w:p>
             </w:tc>
-            <w:permEnd w:id="402673632" w:displacedByCustomXml="next"/>
           </w:sdtContent>
         </w:sdt>
+        <w:permEnd w:id="1059665034" w:displacedByCustomXml="prev"/>
       </w:tr>
       <w:tr>
         <w:trPr>
@@ -2029,19 +2078,21 @@
         <w:trPr>
           <w:trHeight w:val="299"/>
         </w:trPr>
+        <w:permStart w:id="391527227" w:edGrp="everyone" w:displacedByCustomXml="next"/>
         <w:sdt>
           <w:sdtPr>
             <w:rPr>
               <w:rFonts w:ascii="Arial" w:hAnsi="Arial" w:cs="Arial"/>
             </w:rPr>
+            <w:tag w:val="PY_PHONE"/>
             <w:id w:val="-1288193400"/>
             <w:placeholder>
               <w:docPart w:val="937E93BCAFA74014B54CF0AEFD966FE6"/>
             </w:placeholder>
+            <w:showingPlcHdr/>
             <w:text/>
           </w:sdtPr>
           <w:sdtContent>
-            <w:permStart w:id="775907495" w:edGrp="everyone" w:displacedByCustomXml="prev"/>
             <w:tc>
               <w:tcPr>
                 <w:tcW w:w="3235" w:type="dxa"/>
@@ -2059,28 +2110,31 @@
                 </w:pPr>
                 <w:r>
                   <w:rPr>
+                    <w:rStyle w:val="PlaceholderText"/>
                     <w:rFonts w:ascii="Arial" w:hAnsi="Arial" w:cs="Arial"/>
                   </w:rPr>
-                  <w:t>PY_PHONE</w:t>
+                  <w:t xml:space="preserve"> </w:t>
                 </w:r>
               </w:p>
             </w:tc>
-            <w:permEnd w:id="775907495" w:displacedByCustomXml="next"/>
           </w:sdtContent>
         </w:sdt>
+        <w:permEnd w:id="391527227" w:displacedByCustomXml="prev"/>
+        <w:permStart w:id="2104951220" w:edGrp="everyone" w:displacedByCustomXml="next"/>
         <w:sdt>
           <w:sdtPr>
             <w:rPr>
               <w:rFonts w:ascii="Arial" w:hAnsi="Arial" w:cs="Arial"/>
             </w:rPr>
+            <w:tag w:val="PY_SERIAL"/>
             <w:id w:val="1189019236"/>
             <w:placeholder>
               <w:docPart w:val="1E213AF86E2A43F1991BA649CABBEAD3"/>
             </w:placeholder>
+            <w:showingPlcHdr/>
             <w:text/>
           </w:sdtPr>
           <w:sdtContent>
-            <w:permStart w:id="80573691" w:edGrp="everyone" w:displacedByCustomXml="prev"/>
             <w:tc>
               <w:tcPr>
                 <w:tcW w:w="3960" w:type="dxa"/>
@@ -2098,28 +2152,31 @@
                 </w:pPr>
                 <w:r>
                   <w:rPr>
+                    <w:rStyle w:val="PlaceholderText"/>
                     <w:rFonts w:ascii="Arial" w:hAnsi="Arial" w:cs="Arial"/>
                   </w:rPr>
-                  <w:t>PY_SERIAL</w:t>
+                  <w:t xml:space="preserve"> </w:t>
                 </w:r>
               </w:p>
             </w:tc>
-            <w:permEnd w:id="80573691" w:displacedByCustomXml="next"/>
           </w:sdtContent>
         </w:sdt>
+        <w:permEnd w:id="2104951220" w:displacedByCustomXml="prev"/>
+        <w:permStart w:id="1175219979" w:edGrp="everyone" w:displacedByCustomXml="next"/>
         <w:sdt>
           <w:sdtPr>
             <w:rPr>
               <w:rFonts w:ascii="Arial" w:hAnsi="Arial" w:cs="Arial"/>
             </w:rPr>
+            <w:tag w:val="PY_IMEI"/>
             <w:id w:val="1321073529"/>
             <w:placeholder>
               <w:docPart w:val="886A6C410BAD4B0EB30F1087EDF3F243"/>
             </w:placeholder>
+            <w:showingPlcHdr/>
             <w:text/>
           </w:sdtPr>
           <w:sdtContent>
-            <w:permStart w:id="1122926325" w:edGrp="everyone" w:displacedByCustomXml="prev"/>
             <w:tc>
               <w:tcPr>
                 <w:tcW w:w="4181" w:type="dxa"/>
@@ -2137,15 +2194,16 @@
                 </w:pPr>
                 <w:r>
                   <w:rPr>
+                    <w:rStyle w:val="PlaceholderText"/>
                     <w:rFonts w:ascii="Arial" w:hAnsi="Arial" w:cs="Arial"/>
                   </w:rPr>
-                  <w:t>PY_IMEI</w:t>
+                  <w:t xml:space="preserve"> </w:t>
                 </w:r>
               </w:p>
             </w:tc>
-            <w:permEnd w:id="1122926325" w:displacedByCustomXml="next"/>
           </w:sdtContent>
         </w:sdt>
+        <w:permEnd w:id="1175219979" w:displacedByCustomXml="prev"/>
       </w:tr>
       <w:tr>
         <w:trPr>
@@ -2249,19 +2307,21 @@
         <w:trPr>
           <w:trHeight w:val="299"/>
         </w:trPr>
+        <w:permStart w:id="2044740668" w:edGrp="everyone" w:displacedByCustomXml="next"/>
         <w:sdt>
           <w:sdtPr>
             <w:rPr>
               <w:rFonts w:ascii="Arial" w:hAnsi="Arial" w:cs="Arial"/>
             </w:rPr>
+            <w:tag w:val="PY_CAPACITY"/>
             <w:id w:val="1874420299"/>
             <w:placeholder>
               <w:docPart w:val="65ACEE5C81344A2C9F0A5F7EA0B122D7"/>
             </w:placeholder>
+            <w:showingPlcHdr/>
             <w:text/>
           </w:sdtPr>
           <w:sdtContent>
-            <w:permStart w:id="544999341" w:edGrp="everyone" w:displacedByCustomXml="prev"/>
             <w:tc>
               <w:tcPr>
                 <w:tcW w:w="3235" w:type="dxa"/>
@@ -2279,28 +2339,31 @@
                 </w:pPr>
                 <w:r>
                   <w:rPr>
+                    <w:rStyle w:val="PlaceholderText"/>
                     <w:rFonts w:ascii="Arial" w:hAnsi="Arial" w:cs="Arial"/>
                   </w:rPr>
-                  <w:t>PY_CAPACITY</w:t>
+                  <w:t xml:space="preserve"> </w:t>
                 </w:r>
               </w:p>
             </w:tc>
-            <w:permEnd w:id="544999341" w:displacedByCustomXml="next"/>
           </w:sdtContent>
         </w:sdt>
+        <w:permEnd w:id="2044740668" w:displacedByCustomXml="prev"/>
+        <w:permStart w:id="593643418" w:edGrp="everyone" w:displacedByCustomXml="next"/>
         <w:sdt>
           <w:sdtPr>
             <w:rPr>
               <w:rFonts w:ascii="Arial" w:hAnsi="Arial" w:cs="Arial"/>
             </w:rPr>
+            <w:tag w:val="PY_DEVNAME"/>
             <w:id w:val="1402952312"/>
             <w:placeholder>
               <w:docPart w:val="94002CA7B05447B38ACB8B6E6B757832"/>
             </w:placeholder>
+            <w:showingPlcHdr/>
             <w:text/>
           </w:sdtPr>
           <w:sdtContent>
-            <w:permStart w:id="682392785" w:edGrp="everyone" w:displacedByCustomXml="prev"/>
             <w:tc>
               <w:tcPr>
                 <w:tcW w:w="3960" w:type="dxa"/>
@@ -2318,28 +2381,31 @@
                 </w:pPr>
                 <w:r>
                   <w:rPr>
+                    <w:rStyle w:val="PlaceholderText"/>
                     <w:rFonts w:ascii="Arial" w:hAnsi="Arial" w:cs="Arial"/>
                   </w:rPr>
-                  <w:t>PY_DEVNAME</w:t>
+                  <w:t xml:space="preserve"> </w:t>
                 </w:r>
               </w:p>
             </w:tc>
-            <w:permEnd w:id="682392785" w:displacedByCustomXml="next"/>
           </w:sdtContent>
         </w:sdt>
+        <w:permEnd w:id="593643418" w:displacedByCustomXml="prev"/>
+        <w:permStart w:id="46685980" w:edGrp="everyone" w:displacedByCustomXml="next"/>
         <w:sdt>
           <w:sdtPr>
             <w:rPr>
               <w:rFonts w:ascii="Arial" w:hAnsi="Arial" w:cs="Arial"/>
             </w:rPr>
+            <w:tag w:val="PY_ACCOUNT"/>
             <w:id w:val="1956061581"/>
             <w:placeholder>
               <w:docPart w:val="DDB274A6956C407C901F8391AC11C645"/>
             </w:placeholder>
+            <w:showingPlcHdr/>
             <w:text w:multiLine="1"/>
           </w:sdtPr>
           <w:sdtContent>
-            <w:permStart w:id="2040213473" w:edGrp="everyone" w:displacedByCustomXml="prev"/>
             <w:tc>
               <w:tcPr>
                 <w:tcW w:w="4181" w:type="dxa"/>
@@ -2357,15 +2423,16 @@
                 </w:pPr>
                 <w:r>
                   <w:rPr>
+                    <w:rStyle w:val="PlaceholderText"/>
                     <w:rFonts w:ascii="Arial" w:hAnsi="Arial" w:cs="Arial"/>
                   </w:rPr>
-                  <w:t>PY_ACCOUNT</w:t>
+                  <w:t xml:space="preserve"> </w:t>
                 </w:r>
               </w:p>
             </w:tc>
-            <w:permEnd w:id="2040213473" w:displacedByCustomXml="next"/>
           </w:sdtContent>
         </w:sdt>
+        <w:permEnd w:id="46685980" w:displacedByCustomXml="prev"/>
       </w:tr>
       <w:tr>
         <w:trPr>
@@ -2741,19 +2808,21 @@
             <w:permEnd w:id="746615032" w:displacedByCustomXml="next"/>
           </w:sdtContent>
         </w:sdt>
+        <w:permStart w:id="834624699" w:edGrp="everyone" w:displacedByCustomXml="next"/>
         <w:sdt>
           <w:sdtPr>
             <w:rPr>
               <w:rFonts w:ascii="Arial" w:hAnsi="Arial" w:cs="Arial"/>
             </w:rPr>
+            <w:tag w:val="PY_ICCID"/>
             <w:id w:val="544715064"/>
             <w:placeholder>
               <w:docPart w:val="289F96223B6C4743A34FE724EE69D138"/>
             </w:placeholder>
+            <w:showingPlcHdr/>
             <w:text/>
           </w:sdtPr>
           <w:sdtContent>
-            <w:permStart w:id="378016005" w:edGrp="everyone" w:displacedByCustomXml="prev"/>
             <w:tc>
               <w:tcPr>
                 <w:tcW w:w="5691" w:type="dxa"/>
@@ -2775,15 +2844,16 @@
                 </w:pPr>
                 <w:r>
                   <w:rPr>
+                    <w:rStyle w:val="PlaceholderText"/>
                     <w:rFonts w:ascii="Arial" w:hAnsi="Arial" w:cs="Arial"/>
                   </w:rPr>
-                  <w:t>PY_ICCID</w:t>
+                  <w:t xml:space="preserve"> </w:t>
                 </w:r>
               </w:p>
             </w:tc>
-            <w:permEnd w:id="378016005" w:displacedByCustomXml="next"/>
           </w:sdtContent>
         </w:sdt>
+        <w:permEnd w:id="834624699" w:displacedByCustomXml="prev"/>
       </w:tr>
       <w:tr>
         <w:trPr>
@@ -2888,42 +2958,11 @@
               </w:rPr>
               <w:t xml:space="preserve"> SCRATCHED</w:t>
             </w:r>
-          </w:p>
-          <w:p>
-            <w:pPr>
-              <w:spacing w:line="276" w:lineRule="auto"/>
-              <w:rPr>
-                <w:rFonts w:ascii="Arial" w:hAnsi="Arial" w:cs="Arial"/>
-              </w:rPr>
-            </w:pPr>
-            <w:sdt>
-              <w:sdtPr>
-                <w:rPr>
-                  <w:rFonts w:ascii="Arial" w:hAnsi="Arial" w:cs="Arial"/>
-                </w:rPr>
-                <w:id w:val="1866711894"/>
-                <w14:checkbox>
-                  <w14:checked w14:val="0"/>
-                  <w14:checkedState w14:val="2612" w14:font="MS Gothic"/>
-                  <w14:uncheckedState w14:val="2610" w14:font="MS Gothic"/>
-                </w14:checkbox>
-              </w:sdtPr>
-              <w:sdtContent>
-                <w:permStart w:id="1100234440" w:edGrp="everyone"/>
-                <w:r>
-                  <w:rPr>
-                    <w:rFonts w:ascii="MS Gothic" w:eastAsia="MS Gothic" w:hAnsi="MS Gothic" w:cs="Arial" w:hint="eastAsia"/>
-                  </w:rPr>
-                  <w:t>☐</w:t>
-                </w:r>
-                <w:permEnd w:id="1100234440"/>
-              </w:sdtContent>
-            </w:sdt>
-            <w:r>
-              <w:rPr>
-                <w:rFonts w:ascii="Arial" w:hAnsi="Arial" w:cs="Arial"/>
-              </w:rPr>
-              <w:t xml:space="preserve"> CRACKED</w:t>
+            <w:r>
+              <w:rPr>
+                <w:rFonts w:ascii="Arial" w:hAnsi="Arial" w:cs="Arial"/>
+              </w:rPr>
+              <w:t xml:space="preserve"> / CRACKED</w:t>
             </w:r>
           </w:p>
           <w:p>
@@ -3063,28 +3102,31 @@
               </w:rPr>
               <w:t xml:space="preserve"> KNOWN -  </w:t>
             </w:r>
+            <w:permStart w:id="559816416" w:edGrp="everyone"/>
             <w:sdt>
               <w:sdtPr>
                 <w:rPr>
                   <w:rFonts w:ascii="Arial" w:hAnsi="Arial" w:cs="Arial"/>
                 </w:rPr>
+                <w:tag w:val="PY_PASSCODE"/>
                 <w:id w:val="1283687179"/>
                 <w:placeholder>
                   <w:docPart w:val="3535175723F6484EA3936F56673548E0"/>
                 </w:placeholder>
+                <w:showingPlcHdr/>
                 <w:text/>
               </w:sdtPr>
               <w:sdtContent>
-                <w:permStart w:id="926431840" w:edGrp="everyone"/>
                 <w:r>
                   <w:rPr>
+                    <w:rStyle w:val="PlaceholderText"/>
                     <w:rFonts w:ascii="Arial" w:hAnsi="Arial" w:cs="Arial"/>
                   </w:rPr>
-                  <w:t>PY_PASSCODE</w:t>
+                  <w:t xml:space="preserve"> </w:t>
                 </w:r>
-                <w:permEnd w:id="926431840"/>
               </w:sdtContent>
             </w:sdt>
+            <w:permEnd w:id="559816416"/>
           </w:p>
           <w:p>
             <w:pPr>
@@ -3297,19 +3339,21 @@
             </w:pPr>
           </w:p>
         </w:tc>
+        <w:permStart w:id="908875152" w:edGrp="everyone" w:displacedByCustomXml="next"/>
         <w:sdt>
           <w:sdtPr>
             <w:rPr>
               <w:rFonts w:ascii="Arial" w:hAnsi="Arial" w:cs="Arial"/>
             </w:rPr>
+            <w:tag w:val="PY_CARRIER"/>
             <w:id w:val="-1114131017"/>
             <w:placeholder>
               <w:docPart w:val="C764E1797F4143EA97D446E0B6A4500B"/>
             </w:placeholder>
+            <w:showingPlcHdr/>
             <w:text/>
           </w:sdtPr>
           <w:sdtContent>
-            <w:permStart w:id="255753524" w:edGrp="everyone" w:displacedByCustomXml="prev"/>
             <w:tc>
               <w:tcPr>
                 <w:tcW w:w="2160" w:type="dxa"/>
@@ -3326,28 +3370,31 @@
                 </w:pPr>
                 <w:r>
                   <w:rPr>
+                    <w:rStyle w:val="PlaceholderText"/>
                     <w:rFonts w:ascii="Arial" w:hAnsi="Arial" w:cs="Arial"/>
                   </w:rPr>
-                  <w:t>PY_CARRIER</w:t>
+                  <w:t xml:space="preserve"> </w:t>
                 </w:r>
               </w:p>
             </w:tc>
-            <w:permEnd w:id="255753524" w:displacedByCustomXml="next"/>
           </w:sdtContent>
         </w:sdt>
+        <w:permEnd w:id="908875152" w:displacedByCustomXml="prev"/>
+        <w:permStart w:id="1307994207" w:edGrp="everyone" w:displacedByCustomXml="next"/>
         <w:sdt>
           <w:sdtPr>
             <w:rPr>
               <w:rFonts w:ascii="Arial" w:hAnsi="Arial" w:cs="Arial"/>
             </w:rPr>
+            <w:tag w:val="PY_OS"/>
             <w:id w:val="-1571498893"/>
             <w:placeholder>
               <w:docPart w:val="2445406251634AC4872D94745BCEB955"/>
             </w:placeholder>
+            <w:showingPlcHdr/>
             <w:text/>
           </w:sdtPr>
           <w:sdtContent>
-            <w:permStart w:id="527766726" w:edGrp="everyone" w:displacedByCustomXml="prev"/>
             <w:tc>
               <w:tcPr>
                 <w:tcW w:w="2021" w:type="dxa"/>
@@ -3364,15 +3411,16 @@
                 </w:pPr>
                 <w:r>
                   <w:rPr>
+                    <w:rStyle w:val="PlaceholderText"/>
                     <w:rFonts w:ascii="Arial" w:hAnsi="Arial" w:cs="Arial"/>
                   </w:rPr>
-                  <w:t>PY_OS</w:t>
+                  <w:t xml:space="preserve"> </w:t>
                 </w:r>
               </w:p>
             </w:tc>
-            <w:permEnd w:id="527766726" w:displacedByCustomXml="next"/>
           </w:sdtContent>
         </w:sdt>
+        <w:permEnd w:id="1307994207" w:displacedByCustomXml="prev"/>
       </w:tr>
       <w:tr>
         <w:trPr>
@@ -3793,11 +3841,13 @@
               </w:rPr>
               <w:t xml:space="preserve">YES  </w:t>
             </w:r>
+            <w:permStart w:id="109191490" w:edGrp="everyone"/>
             <w:sdt>
               <w:sdtPr>
                 <w:rPr>
                   <w:rFonts w:ascii="Arial" w:hAnsi="Arial" w:cs="Arial"/>
                 </w:rPr>
+                <w:tag w:val="PY_AIRPLANEYES"/>
                 <w:id w:val="-526489147"/>
                 <w14:checkbox>
                   <w14:checked w14:val="0"/>
@@ -3806,27 +3856,28 @@
                 </w14:checkbox>
               </w:sdtPr>
               <w:sdtContent>
-                <w:permStart w:id="1886215904" w:edGrp="everyone"/>
                 <w:r>
                   <w:rPr>
                     <w:rFonts w:ascii="MS Gothic" w:eastAsia="MS Gothic" w:hAnsi="MS Gothic" w:cs="Arial" w:hint="eastAsia"/>
                   </w:rPr>
                   <w:t>☐</w:t>
                 </w:r>
-                <w:permEnd w:id="1886215904"/>
               </w:sdtContent>
             </w:sdt>
+            <w:permEnd w:id="109191490"/>
             <w:r>
               <w:rPr>
                 <w:rFonts w:ascii="Arial" w:hAnsi="Arial" w:cs="Arial"/>
               </w:rPr>
               <w:t xml:space="preserve">     NO  </w:t>
             </w:r>
+            <w:permStart w:id="587602555" w:edGrp="everyone"/>
             <w:sdt>
               <w:sdtPr>
                 <w:rPr>
                   <w:rFonts w:ascii="Arial" w:hAnsi="Arial" w:cs="Arial"/>
                 </w:rPr>
+                <w:tag w:val="PY_AIRPLANENO"/>
                 <w:id w:val="-1694450700"/>
                 <w14:checkbox>
                   <w14:checked w14:val="0"/>
@@ -3835,16 +3886,15 @@
                 </w14:checkbox>
               </w:sdtPr>
               <w:sdtContent>
-                <w:permStart w:id="1453023070" w:edGrp="everyone"/>
                 <w:r>
                   <w:rPr>
                     <w:rFonts w:ascii="MS Gothic" w:eastAsia="MS Gothic" w:hAnsi="MS Gothic" w:cs="Arial" w:hint="eastAsia"/>
                   </w:rPr>
                   <w:t>☐</w:t>
                 </w:r>
-                <w:permEnd w:id="1453023070"/>
               </w:sdtContent>
             </w:sdt>
+            <w:permEnd w:id="587602555"/>
             <w:r>
               <w:rPr>
                 <w:rFonts w:ascii="Arial" w:hAnsi="Arial" w:cs="Arial"/>
@@ -4077,28 +4127,31 @@
               </w:rPr>
               <w:t xml:space="preserve">Version: </w:t>
             </w:r>
+            <w:permStart w:id="1343383000" w:edGrp="everyone"/>
             <w:sdt>
               <w:sdtPr>
                 <w:rPr>
                   <w:rFonts w:ascii="Arial" w:hAnsi="Arial" w:cs="Arial"/>
                 </w:rPr>
+                <w:tag w:val="PY_CBVER"/>
                 <w:id w:val="349383723"/>
                 <w:placeholder>
                   <w:docPart w:val="C3A833ADF44A4E7C98B280AEC8A16A57"/>
                 </w:placeholder>
+                <w:showingPlcHdr/>
                 <w:text/>
               </w:sdtPr>
               <w:sdtContent>
-                <w:permStart w:id="195495739" w:edGrp="everyone"/>
                 <w:r>
                   <w:rPr>
+                    <w:rStyle w:val="PlaceholderText"/>
                     <w:rFonts w:ascii="Arial" w:hAnsi="Arial" w:cs="Arial"/>
                   </w:rPr>
-                  <w:t>PY_CBVER</w:t>
+                  <w:t xml:space="preserve"> </w:t>
                 </w:r>
-                <w:permEnd w:id="195495739"/>
               </w:sdtContent>
             </w:sdt>
+            <w:permEnd w:id="1343383000"/>
             <w:r>
               <w:rPr>
                 <w:rFonts w:ascii="Arial" w:hAnsi="Arial" w:cs="Arial"/>
@@ -4323,28 +4376,31 @@
               </w:rPr>
               <w:t xml:space="preserve">Version: </w:t>
             </w:r>
+            <w:permStart w:id="1030754466" w:edGrp="everyone"/>
             <w:sdt>
               <w:sdtPr>
                 <w:rPr>
                   <w:rFonts w:ascii="Arial" w:hAnsi="Arial" w:cs="Arial"/>
                 </w:rPr>
+                <w:tag w:val="PY_GKVER"/>
                 <w:id w:val="-1360205620"/>
                 <w:placeholder>
                   <w:docPart w:val="ADAF176A23044DFEB9AFD5A55F8FAF4C"/>
                 </w:placeholder>
+                <w:showingPlcHdr/>
                 <w:text/>
               </w:sdtPr>
               <w:sdtContent>
-                <w:permStart w:id="920530380" w:edGrp="everyone"/>
                 <w:r>
                   <w:rPr>
+                    <w:rStyle w:val="PlaceholderText"/>
                     <w:rFonts w:ascii="Arial" w:hAnsi="Arial" w:cs="Arial"/>
                   </w:rPr>
-                  <w:t>PY_GKVER</w:t>
+                  <w:t xml:space="preserve"> </w:t>
                 </w:r>
-                <w:permEnd w:id="920530380"/>
               </w:sdtContent>
             </w:sdt>
+            <w:permEnd w:id="1030754466"/>
           </w:p>
           <w:p>
             <w:pPr>
@@ -4639,6 +4695,7 @@
               </w:sdtContent>
             </w:sdt>
           </w:p>
+          <w:permStart w:id="121642272" w:edGrp="everyone"/>
           <w:p>
             <w:pPr>
               <w:spacing w:line="360" w:lineRule="auto"/>
@@ -4655,6 +4712,7 @@
                 <w:rPr>
                   <w:rFonts w:ascii="Arial" w:hAnsi="Arial" w:cs="Arial"/>
                 </w:rPr>
+                <w:tag w:val="PY_CBYES"/>
                 <w:id w:val="-985082786"/>
                 <w14:checkbox>
                   <w14:checked w14:val="0"/>
@@ -4663,16 +4721,15 @@
                 </w14:checkbox>
               </w:sdtPr>
               <w:sdtContent>
-                <w:permStart w:id="1239354463" w:edGrp="everyone"/>
                 <w:r>
                   <w:rPr>
                     <w:rFonts w:ascii="MS Gothic" w:eastAsia="MS Gothic" w:hAnsi="MS Gothic" w:cs="Arial" w:hint="eastAsia"/>
                   </w:rPr>
                   <w:t>☐</w:t>
                 </w:r>
-                <w:permEnd w:id="1239354463"/>
               </w:sdtContent>
             </w:sdt>
+            <w:permEnd w:id="121642272"/>
             <w:r>
               <w:rPr>
                 <w:rFonts w:ascii="Arial" w:hAnsi="Arial" w:cs="Arial"/>
@@ -4702,29 +4759,33 @@
               </w:rPr>
               <w:t xml:space="preserve">Version: </w:t>
             </w:r>
+            <w:permStart w:id="1819236677" w:edGrp="everyone"/>
             <w:sdt>
               <w:sdtPr>
                 <w:rPr>
                   <w:rFonts w:ascii="Arial" w:hAnsi="Arial" w:cs="Arial"/>
                 </w:rPr>
+                <w:tag w:val="PY_EXAMINEVER"/>
                 <w:id w:val="226808999"/>
                 <w:placeholder>
                   <w:docPart w:val="D9E847C3A7604251BD2468CBDE5AF820"/>
                 </w:placeholder>
+                <w:showingPlcHdr/>
                 <w:text/>
               </w:sdtPr>
               <w:sdtContent>
-                <w:permStart w:id="1600849078" w:edGrp="everyone"/>
                 <w:r>
                   <w:rPr>
+                    <w:rStyle w:val="PlaceholderText"/>
                     <w:rFonts w:ascii="Arial" w:hAnsi="Arial" w:cs="Arial"/>
                   </w:rPr>
-                  <w:t>PY_EXAMINE</w:t>
+                  <w:t xml:space="preserve"> </w:t>
                 </w:r>
-                <w:permEnd w:id="1600849078"/>
               </w:sdtContent>
             </w:sdt>
-          </w:p>
+            <w:permEnd w:id="1819236677"/>
+          </w:p>
+          <w:permStart w:id="293676901" w:edGrp="everyone"/>
           <w:p>
             <w:pPr>
               <w:spacing w:line="360" w:lineRule="auto"/>
@@ -4741,6 +4802,7 @@
                 <w:rPr>
                   <w:rFonts w:ascii="Arial" w:hAnsi="Arial" w:cs="Arial"/>
                 </w:rPr>
+                <w:tag w:val="PY_EXAMINEYES"/>
                 <w:id w:val="2057046682"/>
                 <w14:checkbox>
                   <w14:checked w14:val="0"/>
@@ -4749,16 +4811,15 @@
                 </w14:checkbox>
               </w:sdtPr>
               <w:sdtContent>
-                <w:permStart w:id="475356410" w:edGrp="everyone"/>
                 <w:r>
                   <w:rPr>
                     <w:rFonts w:ascii="MS Gothic" w:eastAsia="MS Gothic" w:hAnsi="MS Gothic" w:cs="Arial" w:hint="eastAsia"/>
                   </w:rPr>
                   <w:t>☐</w:t>
                 </w:r>
-                <w:permEnd w:id="475356410"/>
               </w:sdtContent>
             </w:sdt>
+            <w:permEnd w:id="293676901"/>
             <w:r>
               <w:rPr>
                 <w:rFonts w:ascii="Arial" w:hAnsi="Arial" w:cs="Arial"/>
@@ -4812,6 +4873,7 @@
               </w:sdtContent>
             </w:sdt>
           </w:p>
+          <w:permStart w:id="302791477" w:edGrp="everyone"/>
           <w:p>
             <w:pPr>
               <w:spacing w:line="360" w:lineRule="auto"/>
@@ -4828,6 +4890,7 @@
                 <w:rPr>
                   <w:rFonts w:ascii="Arial" w:hAnsi="Arial" w:cs="Arial"/>
                 </w:rPr>
+                <w:tag w:val="PY_GRIFFEYEYES"/>
                 <w:id w:val="1038707834"/>
                 <w14:checkbox>
                   <w14:checked w14:val="0"/>
@@ -4836,16 +4899,15 @@
                 </w14:checkbox>
               </w:sdtPr>
               <w:sdtContent>
-                <w:permStart w:id="2146331938" w:edGrp="everyone"/>
                 <w:r>
                   <w:rPr>
                     <w:rFonts w:ascii="MS Gothic" w:eastAsia="MS Gothic" w:hAnsi="MS Gothic" w:cs="Arial" w:hint="eastAsia"/>
                   </w:rPr>
                   <w:t>☐</w:t>
                 </w:r>
-                <w:permEnd w:id="2146331938"/>
               </w:sdtContent>
             </w:sdt>
+            <w:permEnd w:id="302791477"/>
             <w:r>
               <w:rPr>
                 <w:rFonts w:ascii="Arial" w:hAnsi="Arial" w:cs="Arial"/>
@@ -4917,6 +4979,7 @@
           </w:p>
         </w:tc>
       </w:tr>
+      <w:permStart w:id="1384150272" w:edGrp="everyone"/>
       <w:tr>
         <w:trPr>
           <w:trHeight w:val="3069"/>
@@ -4942,6 +5005,7 @@
                 <w:rPr>
                   <w:rFonts w:ascii="Arial" w:hAnsi="Arial" w:cs="Arial"/>
                 </w:rPr>
+                <w:tag w:val="PY_ANDROID_DEV"/>
                 <w:id w:val="737058687"/>
                 <w14:checkbox>
                   <w14:checked w14:val="0"/>
@@ -4950,16 +5014,15 @@
                 </w14:checkbox>
               </w:sdtPr>
               <w:sdtContent>
-                <w:permStart w:id="134443392" w:edGrp="everyone"/>
                 <w:r>
                   <w:rPr>
                     <w:rFonts w:ascii="MS Gothic" w:eastAsia="MS Gothic" w:hAnsi="MS Gothic" w:cs="Arial" w:hint="eastAsia"/>
                   </w:rPr>
                   <w:t>☐</w:t>
                 </w:r>
-                <w:permEnd w:id="134443392"/>
               </w:sdtContent>
             </w:sdt>
+            <w:permEnd w:id="1384150272"/>
             <w:r>
               <w:rPr>
                 <w:rFonts w:ascii="Arial" w:hAnsi="Arial" w:cs="Arial"/>
@@ -4967,6 +5030,7 @@
               <w:t xml:space="preserve"> Enabled Developer Options</w:t>
             </w:r>
           </w:p>
+          <w:permStart w:id="504509583" w:edGrp="everyone"/>
           <w:p>
             <w:pPr>
               <w:spacing w:line="276" w:lineRule="auto"/>
@@ -4979,6 +5043,7 @@
                 <w:rPr>
                   <w:rFonts w:ascii="Arial" w:hAnsi="Arial" w:cs="Arial"/>
                 </w:rPr>
+                <w:tag w:val="PY_ANDROID_DEBUG"/>
                 <w:id w:val="152270426"/>
                 <w14:checkbox>
                   <w14:checked w14:val="0"/>
@@ -4987,16 +5052,15 @@
                 </w14:checkbox>
               </w:sdtPr>
               <w:sdtContent>
-                <w:permStart w:id="1380810098" w:edGrp="everyone"/>
                 <w:r>
                   <w:rPr>
                     <w:rFonts w:ascii="MS Gothic" w:eastAsia="MS Gothic" w:hAnsi="MS Gothic" w:cs="Arial" w:hint="eastAsia"/>
                   </w:rPr>
                   <w:t>☐</w:t>
                 </w:r>
-                <w:permEnd w:id="1380810098"/>
               </w:sdtContent>
             </w:sdt>
+            <w:permEnd w:id="504509583"/>
             <w:r>
               <w:rPr>
                 <w:rFonts w:ascii="Arial" w:hAnsi="Arial" w:cs="Arial"/>
@@ -5004,6 +5068,7 @@
               <w:t xml:space="preserve"> Enabled USB Debugging</w:t>
             </w:r>
           </w:p>
+          <w:permStart w:id="674900144" w:edGrp="everyone"/>
           <w:p>
             <w:pPr>
               <w:spacing w:line="276" w:lineRule="auto"/>
@@ -5016,6 +5081,7 @@
                 <w:rPr>
                   <w:rFonts w:ascii="Arial" w:hAnsi="Arial" w:cs="Arial"/>
                 </w:rPr>
+                <w:tag w:val="PY_ANDROID_AWAKE"/>
                 <w:id w:val="407961097"/>
                 <w14:checkbox>
                   <w14:checked w14:val="0"/>
@@ -5024,16 +5090,15 @@
                 </w14:checkbox>
               </w:sdtPr>
               <w:sdtContent>
-                <w:permStart w:id="1543637417" w:edGrp="everyone"/>
                 <w:r>
                   <w:rPr>
                     <w:rFonts w:ascii="MS Gothic" w:eastAsia="MS Gothic" w:hAnsi="MS Gothic" w:cs="Arial" w:hint="eastAsia"/>
                   </w:rPr>
                   <w:t>☐</w:t>
                 </w:r>
-                <w:permEnd w:id="1543637417"/>
               </w:sdtContent>
             </w:sdt>
+            <w:permEnd w:id="674900144"/>
             <w:r>
               <w:rPr>
                 <w:rFonts w:ascii="Arial" w:hAnsi="Arial" w:cs="Arial"/>
@@ -5041,6 +5106,7 @@
               <w:t xml:space="preserve"> Set to Stay Awake</w:t>
             </w:r>
           </w:p>
+          <w:permStart w:id="1826766554" w:edGrp="everyone"/>
           <w:p>
             <w:pPr>
               <w:spacing w:line="276" w:lineRule="auto"/>
@@ -5053,6 +5119,7 @@
                 <w:rPr>
                   <w:rFonts w:ascii="Arial" w:hAnsi="Arial" w:cs="Arial"/>
                 </w:rPr>
+                <w:tag w:val="PY_ANDROID_TRANSFER"/>
                 <w:id w:val="1034309899"/>
                 <w14:checkbox>
                   <w14:checked w14:val="0"/>
@@ -5061,16 +5128,15 @@
                 </w14:checkbox>
               </w:sdtPr>
               <w:sdtContent>
-                <w:permStart w:id="1979712204" w:edGrp="everyone"/>
                 <w:r>
                   <w:rPr>
                     <w:rFonts w:ascii="MS Gothic" w:eastAsia="MS Gothic" w:hAnsi="MS Gothic" w:cs="Arial" w:hint="eastAsia"/>
                   </w:rPr>
                   <w:t>☐</w:t>
                 </w:r>
-                <w:permEnd w:id="1979712204"/>
               </w:sdtContent>
             </w:sdt>
+            <w:permEnd w:id="1826766554"/>
             <w:r>
               <w:rPr>
                 <w:rFonts w:ascii="Arial" w:hAnsi="Arial" w:cs="Arial"/>
@@ -5078,6 +5144,7 @@
               <w:t xml:space="preserve"> USB Settings Set to File Transfer or MTP</w:t>
             </w:r>
           </w:p>
+          <w:permStart w:id="1084097337" w:edGrp="everyone"/>
           <w:p>
             <w:pPr>
               <w:spacing w:line="276" w:lineRule="auto"/>
@@ -5090,6 +5157,7 @@
                 <w:rPr>
                   <w:rFonts w:ascii="Arial" w:hAnsi="Arial" w:cs="Arial"/>
                 </w:rPr>
+                <w:tag w:val="PY_ANDROID_VERIFY"/>
                 <w:id w:val="718788360"/>
                 <w14:checkbox>
                   <w14:checked w14:val="0"/>
@@ -5098,16 +5166,15 @@
                 </w14:checkbox>
               </w:sdtPr>
               <w:sdtContent>
-                <w:permStart w:id="215171463" w:edGrp="everyone"/>
                 <w:r>
                   <w:rPr>
                     <w:rFonts w:ascii="MS Gothic" w:eastAsia="MS Gothic" w:hAnsi="MS Gothic" w:cs="Arial" w:hint="eastAsia"/>
                   </w:rPr>
                   <w:t>☐</w:t>
                 </w:r>
-                <w:permEnd w:id="215171463"/>
               </w:sdtContent>
             </w:sdt>
+            <w:permEnd w:id="1084097337"/>
             <w:r>
               <w:rPr>
                 <w:rFonts w:ascii="Arial" w:hAnsi="Arial" w:cs="Arial"/>
@@ -5115,6 +5182,7 @@
               <w:t xml:space="preserve"> Verify Apps Turned Off</w:t>
             </w:r>
           </w:p>
+          <w:permStart w:id="1961053949" w:edGrp="everyone"/>
           <w:p>
             <w:pPr>
               <w:spacing w:line="276" w:lineRule="auto"/>
@@ -5127,6 +5195,7 @@
                 <w:rPr>
                   <w:rFonts w:ascii="Arial" w:hAnsi="Arial" w:cs="Arial"/>
                 </w:rPr>
+                <w:tag w:val="PY_ANDROID_TIMEOUT"/>
                 <w:id w:val="-1133257233"/>
                 <w14:checkbox>
                   <w14:checked w14:val="0"/>
@@ -5135,16 +5204,15 @@
                 </w14:checkbox>
               </w:sdtPr>
               <w:sdtContent>
-                <w:permStart w:id="1272330572" w:edGrp="everyone"/>
                 <w:r>
                   <w:rPr>
                     <w:rFonts w:ascii="MS Gothic" w:eastAsia="MS Gothic" w:hAnsi="MS Gothic" w:cs="Arial" w:hint="eastAsia"/>
                   </w:rPr>
                   <w:t>☐</w:t>
                 </w:r>
-                <w:permEnd w:id="1272330572"/>
               </w:sdtContent>
             </w:sdt>
+            <w:permEnd w:id="1961053949"/>
             <w:r>
               <w:rPr>
                 <w:rFonts w:ascii="Arial" w:hAnsi="Arial" w:cs="Arial"/>
@@ -5152,6 +5220,7 @@
               <w:t xml:space="preserve"> Screen Timeout Set to Longest Setting</w:t>
             </w:r>
           </w:p>
+          <w:permStart w:id="1643081564" w:edGrp="everyone"/>
           <w:p>
             <w:pPr>
               <w:spacing w:line="276" w:lineRule="auto"/>
@@ -5164,6 +5233,7 @@
                 <w:rPr>
                   <w:rFonts w:ascii="Arial" w:hAnsi="Arial" w:cs="Arial"/>
                 </w:rPr>
+                <w:tag w:val="PY_ANDROID_SOURCES"/>
                 <w:id w:val="1414355289"/>
                 <w14:checkbox>
                   <w14:checked w14:val="0"/>
@@ -5172,16 +5242,15 @@
                 </w14:checkbox>
               </w:sdtPr>
               <w:sdtContent>
-                <w:permStart w:id="1009189885" w:edGrp="everyone"/>
                 <w:r>
                   <w:rPr>
                     <w:rFonts w:ascii="MS Gothic" w:eastAsia="MS Gothic" w:hAnsi="MS Gothic" w:cs="Arial" w:hint="eastAsia"/>
                   </w:rPr>
                   <w:t>☐</w:t>
                 </w:r>
-                <w:permEnd w:id="1009189885"/>
               </w:sdtContent>
             </w:sdt>
+            <w:permEnd w:id="1643081564"/>
             <w:r>
               <w:rPr>
                 <w:rFonts w:ascii="Arial" w:hAnsi="Arial" w:cs="Arial"/>
@@ -5189,6 +5258,7 @@
               <w:t xml:space="preserve"> Unknown Sources Selected in Developer Options</w:t>
             </w:r>
           </w:p>
+          <w:permStart w:id="1343954060" w:edGrp="everyone"/>
           <w:p>
             <w:pPr>
               <w:spacing w:line="276" w:lineRule="auto"/>
@@ -5201,6 +5271,7 @@
                 <w:rPr>
                   <w:rFonts w:ascii="Arial" w:hAnsi="Arial" w:cs="Arial"/>
                 </w:rPr>
+                <w:tag w:val="PY_ANDROID_LOCKOFF"/>
                 <w:id w:val="-1552995206"/>
                 <w14:checkbox>
                   <w14:checked w14:val="0"/>
@@ -5209,16 +5280,15 @@
                 </w14:checkbox>
               </w:sdtPr>
               <w:sdtContent>
-                <w:permStart w:id="1002459499" w:edGrp="everyone"/>
                 <w:r>
                   <w:rPr>
                     <w:rFonts w:ascii="MS Gothic" w:eastAsia="MS Gothic" w:hAnsi="MS Gothic" w:cs="Arial" w:hint="eastAsia"/>
                   </w:rPr>
                   <w:t>☐</w:t>
                 </w:r>
-                <w:permEnd w:id="1002459499"/>
               </w:sdtContent>
             </w:sdt>
+            <w:permEnd w:id="1343954060"/>
             <w:r>
               <w:rPr>
                 <w:rFonts w:ascii="Arial" w:hAnsi="Arial" w:cs="Arial"/>
@@ -5226,6 +5296,7 @@
               <w:t xml:space="preserve"> Turned Lock Off</w:t>
             </w:r>
           </w:p>
+          <w:permStart w:id="1029796322" w:edGrp="everyone"/>
           <w:p>
             <w:pPr>
               <w:spacing w:line="276" w:lineRule="auto"/>
@@ -5238,6 +5309,7 @@
                 <w:rPr>
                   <w:rFonts w:ascii="Arial" w:hAnsi="Arial" w:cs="Arial"/>
                 </w:rPr>
+                <w:tag w:val="PY_ANDROID_RECOVERY"/>
                 <w:id w:val="-948233565"/>
                 <w14:checkbox>
                   <w14:checked w14:val="0"/>
@@ -5246,7 +5318,6 @@
                 </w14:checkbox>
               </w:sdtPr>
               <w:sdtContent>
-                <w:permStart w:id="129268700" w:edGrp="everyone"/>
                 <w:r>
                   <w:rPr>
                     <w:rFonts w:ascii="MS Gothic" w:eastAsia="MS Gothic" w:hAnsi="MS Gothic" w:cs="Arial" w:hint="eastAsia"/>
@@ -5255,7 +5326,7 @@
                 </w:r>
               </w:sdtContent>
             </w:sdt>
-            <w:permEnd w:id="129268700"/>
+            <w:permEnd w:id="1029796322"/>
             <w:r>
               <w:rPr>
                 <w:rFonts w:ascii="Arial" w:hAnsi="Arial" w:cs="Arial"/>
@@ -5264,6 +5335,7 @@
             </w:r>
           </w:p>
         </w:tc>
+        <w:permStart w:id="812923428" w:edGrp="everyone"/>
         <w:tc>
           <w:tcPr>
             <w:tcW w:w="5689" w:type="dxa"/>
@@ -5284,6 +5356,7 @@
                 <w:rPr>
                   <w:rFonts w:ascii="Arial" w:hAnsi="Arial" w:cs="Arial"/>
                 </w:rPr>
+                <w:tag w:val="PY_IOS_DEV"/>
                 <w:id w:val="1179786732"/>
                 <w14:checkbox>
                   <w14:checked w14:val="0"/>
@@ -5292,16 +5365,15 @@
                 </w14:checkbox>
               </w:sdtPr>
               <w:sdtContent>
-                <w:permStart w:id="1007176806" w:edGrp="everyone"/>
                 <w:r>
                   <w:rPr>
                     <w:rFonts w:ascii="MS Gothic" w:eastAsia="MS Gothic" w:hAnsi="MS Gothic" w:cs="Arial" w:hint="eastAsia"/>
                   </w:rPr>
                   <w:t>☐</w:t>
                 </w:r>
-                <w:permEnd w:id="1007176806"/>
               </w:sdtContent>
             </w:sdt>
+            <w:permEnd w:id="812923428"/>
             <w:r>
               <w:rPr>
                 <w:rFonts w:ascii="Arial" w:hAnsi="Arial" w:cs="Arial"/>
@@ -5309,6 +5381,7 @@
               <w:t xml:space="preserve"> Enabled Developer Options</w:t>
             </w:r>
           </w:p>
+          <w:permStart w:id="185032176" w:edGrp="everyone"/>
           <w:p>
             <w:pPr>
               <w:spacing w:line="276" w:lineRule="auto"/>
@@ -5321,6 +5394,51 @@
                 <w:rPr>
                   <w:rFonts w:ascii="Arial" w:hAnsi="Arial" w:cs="Arial"/>
                 </w:rPr>
+                <w:tag w:val="PY_IOS_SDP"/>
+                <w:id w:val="-285194068"/>
+                <w14:checkbox>
+                  <w14:checked w14:val="0"/>
+                  <w14:checkedState w14:val="2612" w14:font="MS Gothic"/>
+                  <w14:uncheckedState w14:val="2610" w14:font="MS Gothic"/>
+                </w14:checkbox>
+              </w:sdtPr>
+              <w:sdtContent>
+                <w:r>
+                  <w:rPr>
+                    <w:rFonts w:ascii="MS Gothic" w:eastAsia="MS Gothic" w:hAnsi="MS Gothic" w:cs="Arial" w:hint="eastAsia"/>
+                  </w:rPr>
+                  <w:t>☐</w:t>
+                </w:r>
+              </w:sdtContent>
+            </w:sdt>
+            <w:permEnd w:id="185032176"/>
+            <w:r>
+              <w:rPr>
+                <w:rFonts w:ascii="Arial" w:hAnsi="Arial" w:cs="Arial"/>
+              </w:rPr>
+              <w:t xml:space="preserve"> </w:t>
+            </w:r>
+            <w:r>
+              <w:rPr>
+                <w:rFonts w:ascii="Arial" w:hAnsi="Arial" w:cs="Arial"/>
+              </w:rPr>
+              <w:t>Turned Off Stolen Device Protection</w:t>
+            </w:r>
+          </w:p>
+          <w:permStart w:id="1724921448" w:edGrp="everyone"/>
+          <w:p>
+            <w:pPr>
+              <w:spacing w:line="276" w:lineRule="auto"/>
+              <w:rPr>
+                <w:rFonts w:ascii="Arial" w:hAnsi="Arial" w:cs="Arial"/>
+              </w:rPr>
+            </w:pPr>
+            <w:sdt>
+              <w:sdtPr>
+                <w:rPr>
+                  <w:rFonts w:ascii="Arial" w:hAnsi="Arial" w:cs="Arial"/>
+                </w:rPr>
+                <w:tag w:val="PY_IOS_TRUST"/>
                 <w:id w:val="-820882833"/>
                 <w14:checkbox>
                   <w14:checked w14:val="0"/>
@@ -5329,16 +5447,15 @@
                 </w14:checkbox>
               </w:sdtPr>
               <w:sdtContent>
-                <w:permStart w:id="936656998" w:edGrp="everyone"/>
                 <w:r>
                   <w:rPr>
                     <w:rFonts w:ascii="MS Gothic" w:eastAsia="MS Gothic" w:hAnsi="MS Gothic" w:cs="Arial" w:hint="eastAsia"/>
                   </w:rPr>
                   <w:t>☐</w:t>
                 </w:r>
-                <w:permEnd w:id="936656998"/>
               </w:sdtContent>
             </w:sdt>
+            <w:permEnd w:id="1724921448"/>
             <w:r>
               <w:rPr>
                 <w:rFonts w:ascii="Arial" w:hAnsi="Arial" w:cs="Arial"/>
@@ -5346,6 +5463,7 @@
               <w:t xml:space="preserve"> Trust Computer</w:t>
             </w:r>
           </w:p>
+          <w:permStart w:id="805205344" w:edGrp="everyone"/>
           <w:p>
             <w:pPr>
               <w:spacing w:line="276" w:lineRule="auto"/>
@@ -5358,6 +5476,7 @@
                 <w:rPr>
                   <w:rFonts w:ascii="Arial" w:hAnsi="Arial" w:cs="Arial"/>
                 </w:rPr>
+                <w:tag w:val="PY_IOS_TIMEOUT"/>
                 <w:id w:val="-1213189265"/>
                 <w14:checkbox>
                   <w14:checked w14:val="0"/>
@@ -5366,16 +5485,15 @@
                 </w14:checkbox>
               </w:sdtPr>
               <w:sdtContent>
-                <w:permStart w:id="827878538" w:edGrp="everyone"/>
                 <w:r>
                   <w:rPr>
                     <w:rFonts w:ascii="MS Gothic" w:eastAsia="MS Gothic" w:hAnsi="MS Gothic" w:cs="Arial" w:hint="eastAsia"/>
                   </w:rPr>
                   <w:t>☐</w:t>
                 </w:r>
-                <w:permEnd w:id="827878538"/>
               </w:sdtContent>
             </w:sdt>
+            <w:permEnd w:id="805205344"/>
             <w:r>
               <w:rPr>
                 <w:rFonts w:ascii="Arial" w:hAnsi="Arial" w:cs="Arial"/>
@@ -5383,6 +5501,7 @@
               <w:t xml:space="preserve"> Screen Timeout Set to Never</w:t>
             </w:r>
           </w:p>
+          <w:permStart w:id="1119292824" w:edGrp="everyone"/>
           <w:p>
             <w:pPr>
               <w:spacing w:line="276" w:lineRule="auto"/>
@@ -5395,6 +5514,7 @@
                 <w:rPr>
                   <w:rFonts w:ascii="Arial" w:hAnsi="Arial" w:cs="Arial"/>
                 </w:rPr>
+                <w:tag w:val="PY_IOS_LOWPOWER"/>
                 <w:id w:val="1623257322"/>
                 <w14:checkbox>
                   <w14:checked w14:val="0"/>
@@ -5403,16 +5523,15 @@
                 </w14:checkbox>
               </w:sdtPr>
               <w:sdtContent>
-                <w:permStart w:id="87771117" w:edGrp="everyone"/>
                 <w:r>
                   <w:rPr>
                     <w:rFonts w:ascii="MS Gothic" w:eastAsia="MS Gothic" w:hAnsi="MS Gothic" w:cs="Arial" w:hint="eastAsia"/>
                   </w:rPr>
                   <w:t>☐</w:t>
                 </w:r>
-                <w:permEnd w:id="87771117"/>
               </w:sdtContent>
             </w:sdt>
+            <w:permEnd w:id="1119292824"/>
             <w:r>
               <w:rPr>
                 <w:rFonts w:ascii="Arial" w:hAnsi="Arial" w:cs="Arial"/>
@@ -5420,6 +5539,7 @@
               <w:t xml:space="preserve"> Turned Off Low Power Mode</w:t>
             </w:r>
           </w:p>
+          <w:permStart w:id="888412088" w:edGrp="everyone"/>
           <w:p>
             <w:pPr>
               <w:spacing w:line="276" w:lineRule="auto"/>
@@ -5432,6 +5552,7 @@
                 <w:rPr>
                   <w:rFonts w:ascii="Arial" w:hAnsi="Arial" w:cs="Arial"/>
                 </w:rPr>
+                <w:tag w:val="PY_IOS_LOCKOFF"/>
                 <w:id w:val="-446081309"/>
                 <w14:checkbox>
                   <w14:checked w14:val="0"/>
@@ -5440,16 +5561,15 @@
                 </w14:checkbox>
               </w:sdtPr>
               <w:sdtContent>
-                <w:permStart w:id="685395590" w:edGrp="everyone"/>
                 <w:r>
                   <w:rPr>
                     <w:rFonts w:ascii="MS Gothic" w:eastAsia="MS Gothic" w:hAnsi="MS Gothic" w:cs="Arial" w:hint="eastAsia"/>
                   </w:rPr>
                   <w:t>☐</w:t>
                 </w:r>
-                <w:permEnd w:id="685395590"/>
               </w:sdtContent>
             </w:sdt>
+            <w:permEnd w:id="888412088"/>
             <w:r>
               <w:rPr>
                 <w:rFonts w:ascii="Arial" w:hAnsi="Arial" w:cs="Arial"/>
@@ -5457,6 +5577,7 @@
               <w:t xml:space="preserve"> Turned Off Lock</w:t>
             </w:r>
           </w:p>
+          <w:permStart w:id="1421171609" w:edGrp="everyone"/>
           <w:p>
             <w:pPr>
               <w:spacing w:line="276" w:lineRule="auto"/>
@@ -5469,6 +5590,7 @@
                 <w:rPr>
                   <w:rFonts w:ascii="Arial" w:hAnsi="Arial" w:cs="Arial"/>
                 </w:rPr>
+                <w:tag w:val="PY_IOS_RECOVERY"/>
                 <w:id w:val="-516163696"/>
                 <w14:checkbox>
                   <w14:checked w14:val="0"/>
@@ -5477,16 +5599,15 @@
                 </w14:checkbox>
               </w:sdtPr>
               <w:sdtContent>
-                <w:permStart w:id="895313414" w:edGrp="everyone"/>
                 <w:r>
                   <w:rPr>
                     <w:rFonts w:ascii="MS Gothic" w:eastAsia="MS Gothic" w:hAnsi="MS Gothic" w:cs="Arial" w:hint="eastAsia"/>
                   </w:rPr>
                   <w:t>☐</w:t>
                 </w:r>
-                <w:permEnd w:id="895313414"/>
               </w:sdtContent>
             </w:sdt>
+            <w:permEnd w:id="1421171609"/>
             <w:r>
               <w:rPr>
                 <w:rFonts w:ascii="Arial" w:hAnsi="Arial" w:cs="Arial"/>
@@ -5494,6 +5615,7 @@
               <w:t xml:space="preserve"> Entered Recovery Mode</w:t>
             </w:r>
           </w:p>
+          <w:permStart w:id="857373051" w:edGrp="everyone"/>
           <w:p>
             <w:pPr>
               <w:spacing w:line="276" w:lineRule="auto"/>
@@ -5506,6 +5628,7 @@
                 <w:rPr>
                   <w:rFonts w:ascii="Arial" w:hAnsi="Arial" w:cs="Arial"/>
                 </w:rPr>
+                <w:tag w:val="PY_IOS_DFU"/>
                 <w:id w:val="310837552"/>
                 <w14:checkbox>
                   <w14:checked w14:val="0"/>
@@ -5514,30 +5637,21 @@
                 </w14:checkbox>
               </w:sdtPr>
               <w:sdtContent>
-                <w:permStart w:id="1324509472" w:edGrp="everyone"/>
                 <w:r>
                   <w:rPr>
                     <w:rFonts w:ascii="MS Gothic" w:eastAsia="MS Gothic" w:hAnsi="MS Gothic" w:cs="Arial" w:hint="eastAsia"/>
                   </w:rPr>
                   <w:t>☐</w:t>
                 </w:r>
-                <w:permEnd w:id="1324509472"/>
               </w:sdtContent>
             </w:sdt>
+            <w:permEnd w:id="857373051"/>
             <w:r>
               <w:rPr>
                 <w:rFonts w:ascii="Arial" w:hAnsi="Arial" w:cs="Arial"/>
               </w:rPr>
               <w:t xml:space="preserve"> Entered DFU Mode</w:t>
             </w:r>
-          </w:p>
-          <w:p>
-            <w:pPr>
-              <w:spacing w:line="276" w:lineRule="auto"/>
-              <w:rPr>
-                <w:rFonts w:ascii="Arial" w:hAnsi="Arial" w:cs="Arial"/>
-              </w:rPr>
-            </w:pPr>
           </w:p>
           <w:p>
             <w:pPr>
@@ -5595,18 +5709,20 @@
               <w:t>:</w:t>
             </w:r>
           </w:p>
+          <w:permStart w:id="603327782" w:edGrp="everyone" w:displacedByCustomXml="next"/>
           <w:sdt>
             <w:sdtPr>
               <w:rPr>
                 <w:rFonts w:ascii="Arial" w:hAnsi="Arial" w:cs="Arial"/>
               </w:rPr>
+              <w:tag w:val="PY_NOTES"/>
               <w:id w:val="-983155978"/>
               <w:placeholder>
                 <w:docPart w:val="C6E218DF9FE94CCF969DAF7BC4D63F12"/>
               </w:placeholder>
+              <w:showingPlcHdr/>
             </w:sdtPr>
             <w:sdtContent>
-              <w:permStart w:id="1101145638" w:edGrp="everyone" w:displacedByCustomXml="prev"/>
               <w:p>
                 <w:pPr>
                   <w:rPr>
@@ -5615,14 +5731,15 @@
                 </w:pPr>
                 <w:r>
                   <w:rPr>
+                    <w:rStyle w:val="PlaceholderText"/>
                     <w:rFonts w:ascii="Arial" w:hAnsi="Arial" w:cs="Arial"/>
                   </w:rPr>
-                  <w:t>PY_CHECKLIST</w:t>
+                  <w:t>Click or tap here to enter text.</w:t>
                 </w:r>
               </w:p>
-              <w:permEnd w:id="1101145638" w:displacedByCustomXml="next"/>
             </w:sdtContent>
           </w:sdt>
+          <w:permEnd w:id="603327782" w:displacedByCustomXml="prev"/>
         </w:tc>
       </w:tr>
     </w:tbl>
@@ -5699,18 +5816,20 @@
               <w:top w:val="nil"/>
             </w:tcBorders>
           </w:tcPr>
+          <w:permStart w:id="1698055351" w:edGrp="everyone" w:displacedByCustomXml="next"/>
           <w:sdt>
             <w:sdtPr>
               <w:rPr>
                 <w:rFonts w:ascii="Arial" w:hAnsi="Arial" w:cs="Arial"/>
               </w:rPr>
+              <w:tag w:val="PY_TEXT"/>
               <w:id w:val="-1490635480"/>
               <w:placeholder>
                 <w:docPart w:val="3C89554484224D2C83CAD5D0861671A2"/>
               </w:placeholder>
+              <w:showingPlcHdr/>
             </w:sdtPr>
             <w:sdtContent>
-              <w:permStart w:id="744098503" w:edGrp="everyone" w:displacedByCustomXml="prev"/>
               <w:p>
                 <w:pPr>
                   <w:rPr>
@@ -5719,14 +5838,15 @@
                 </w:pPr>
                 <w:r>
                   <w:rPr>
+                    <w:rStyle w:val="PlaceholderText"/>
                     <w:rFonts w:ascii="Arial" w:hAnsi="Arial" w:cs="Arial"/>
                   </w:rPr>
-                  <w:t>PY_TEXT</w:t>
+                  <w:t>Click or tap here to enter text.</w:t>
                 </w:r>
               </w:p>
-              <w:permEnd w:id="744098503" w:displacedByCustomXml="next"/>
             </w:sdtContent>
           </w:sdt>
+          <w:permEnd w:id="1698055351" w:displacedByCustomXml="prev"/>
           <w:p>
             <w:pPr>
               <w:rPr>
@@ -6113,7 +6233,7 @@
       <w:jc w:val="center"/>
     </w:pPr>
     <w:r>
-      <w:t>[AGENCY NAME]</w:t>
+      <w:t>[AGENCY]</w:t>
     </w:r>
   </w:p>
   <w:p>
@@ -6236,7 +6356,7 @@
       <w:jc w:val="center"/>
     </w:pPr>
     <w:r>
-      <w:t>[AGENCY NAME]</w:t>
+      <w:t>[AGENCY]</w:t>
     </w:r>
   </w:p>
   <w:p>
@@ -6297,22 +6417,22 @@
         <w:noProof/>
       </w:rPr>
       <w:drawing>
-        <wp:anchor distT="0" distB="0" distL="114300" distR="114300" simplePos="0" relativeHeight="251660288" behindDoc="1" locked="0" layoutInCell="1" allowOverlap="1" wp14:anchorId="236CB47C" wp14:editId="08EFAFE5">
+        <wp:anchor distT="0" distB="0" distL="114300" distR="114300" simplePos="0" relativeHeight="251660288" behindDoc="1" locked="0" layoutInCell="1" allowOverlap="1" wp14:anchorId="236CB47C" wp14:editId="2CADAA3D">
           <wp:simplePos x="0" y="0"/>
           <wp:positionH relativeFrom="outsideMargin">
-            <wp:posOffset>-345440</wp:posOffset>
+            <wp:posOffset>-344805</wp:posOffset>
           </wp:positionH>
           <wp:positionV relativeFrom="page">
             <wp:posOffset>273050</wp:posOffset>
           </wp:positionV>
-          <wp:extent cx="895350" cy="941705"/>
-          <wp:effectExtent l="0" t="0" r="0" b="0"/>
+          <wp:extent cx="894080" cy="941705"/>
+          <wp:effectExtent l="0" t="0" r="1270" b="0"/>
           <wp:wrapTight wrapText="bothSides">
             <wp:wrapPolygon edited="0">
               <wp:start x="0" y="0"/>
               <wp:lineTo x="0" y="20974"/>
-              <wp:lineTo x="21140" y="20974"/>
-              <wp:lineTo x="21140" y="0"/>
+              <wp:lineTo x="21170" y="20974"/>
+              <wp:lineTo x="21170" y="0"/>
               <wp:lineTo x="0" y="0"/>
             </wp:wrapPolygon>
           </wp:wrapTight>
@@ -6344,7 +6464,7 @@
                 <pic:spPr bwMode="auto">
                   <a:xfrm>
                     <a:off x="0" y="0"/>
-                    <a:ext cx="895350" cy="941705"/>
+                    <a:ext cx="894080" cy="941705"/>
                   </a:xfrm>
                   <a:prstGeom prst="rect">
                     <a:avLst/>
@@ -6376,16 +6496,16 @@
         <w:szCs w:val="28"/>
       </w:rPr>
       <w:drawing>
-        <wp:anchor distT="0" distB="0" distL="114300" distR="114300" simplePos="0" relativeHeight="251659264" behindDoc="1" locked="0" layoutInCell="1" allowOverlap="1" wp14:anchorId="6070FA5F" wp14:editId="621F49D1">
+        <wp:anchor distT="0" distB="0" distL="114300" distR="114300" simplePos="0" relativeHeight="251659264" behindDoc="1" locked="0" layoutInCell="1" allowOverlap="1" wp14:anchorId="6070FA5F" wp14:editId="2F9E4127">
           <wp:simplePos x="0" y="0"/>
           <wp:positionH relativeFrom="outsideMargin">
-            <wp:posOffset>-6562090</wp:posOffset>
+            <wp:posOffset>-6561455</wp:posOffset>
           </wp:positionH>
           <wp:positionV relativeFrom="page">
             <wp:posOffset>273050</wp:posOffset>
           </wp:positionV>
-          <wp:extent cx="895350" cy="941705"/>
-          <wp:effectExtent l="0" t="0" r="0" b="0"/>
+          <wp:extent cx="894080" cy="941705"/>
+          <wp:effectExtent l="0" t="0" r="1270" b="0"/>
           <wp:wrapSquare wrapText="bothSides"/>
           <wp:docPr id="207324398" name="Picture 1"/>
           <wp:cNvGraphicFramePr>
@@ -6413,7 +6533,7 @@
                 <pic:spPr>
                   <a:xfrm>
                     <a:off x="0" y="0"/>
-                    <a:ext cx="895350" cy="941705"/>
+                    <a:ext cx="894080" cy="941705"/>
                   </a:xfrm>
                   <a:prstGeom prst="rect">
                     <a:avLst/>
@@ -6439,7 +6559,7 @@
         <w:sz w:val="32"/>
         <w:szCs w:val="32"/>
       </w:rPr>
-      <w:t>[AGENCY NAME}</w:t>
+      <w:t>[AGENCY]</w:t>
     </w:r>
   </w:p>
   <w:p>
@@ -8437,18 +8557,6 @@
     <w:pitch w:val="variable"/>
     <w:sig w:usb0="E4002EFF" w:usb1="C200247B" w:usb2="00000009" w:usb3="00000000" w:csb0="000001FF" w:csb1="00000000"/>
   </w:font>
-  <w:font w:name="Aptos">
-    <w:charset w:val="00"/>
-    <w:family w:val="swiss"/>
-    <w:pitch w:val="variable"/>
-    <w:sig w:usb0="20000287" w:usb1="00000003" w:usb2="00000000" w:usb3="00000000" w:csb0="0000019F" w:csb1="00000000"/>
-  </w:font>
-  <w:font w:name="Aptos Display">
-    <w:charset w:val="00"/>
-    <w:family w:val="swiss"/>
-    <w:pitch w:val="variable"/>
-    <w:sig w:usb0="20000287" w:usb1="00000003" w:usb2="00000000" w:usb3="00000000" w:csb0="0000019F" w:csb1="00000000"/>
-  </w:font>
 </w:fonts>
 </file>
 
@@ -8469,10 +8577,10 @@
   <w:rsids>
     <w:rsidRoot w:val="00FA5336"/>
     <w:rsid w:val="00016942"/>
+    <w:rsid w:val="0006295C"/>
     <w:rsid w:val="000A26CA"/>
     <w:rsid w:val="000B6DF9"/>
     <w:rsid w:val="000C6706"/>
-    <w:rsid w:val="000D7365"/>
     <w:rsid w:val="0013616B"/>
     <w:rsid w:val="001617B7"/>
     <w:rsid w:val="00193BA9"/>
@@ -8482,7 +8590,9 @@
     <w:rsid w:val="002057FB"/>
     <w:rsid w:val="0022560E"/>
     <w:rsid w:val="0024185A"/>
+    <w:rsid w:val="002647F3"/>
     <w:rsid w:val="00274EF5"/>
+    <w:rsid w:val="00291BBB"/>
     <w:rsid w:val="0029445F"/>
     <w:rsid w:val="002A0A20"/>
     <w:rsid w:val="002B415B"/>
@@ -8491,6 +8601,7 @@
     <w:rsid w:val="003016F5"/>
     <w:rsid w:val="003218C8"/>
     <w:rsid w:val="0033484C"/>
+    <w:rsid w:val="00363A76"/>
     <w:rsid w:val="00377A79"/>
     <w:rsid w:val="00391929"/>
     <w:rsid w:val="003B2E5D"/>
@@ -8499,13 +8610,13 @@
     <w:rsid w:val="0043091A"/>
     <w:rsid w:val="004339A3"/>
     <w:rsid w:val="0044657D"/>
+    <w:rsid w:val="00450E90"/>
     <w:rsid w:val="00472A1B"/>
     <w:rsid w:val="00474D4E"/>
-    <w:rsid w:val="00495019"/>
     <w:rsid w:val="004A0FF9"/>
     <w:rsid w:val="004A5D18"/>
+    <w:rsid w:val="004E7960"/>
     <w:rsid w:val="004F3E48"/>
-    <w:rsid w:val="005013E1"/>
     <w:rsid w:val="0051692D"/>
     <w:rsid w:val="005418BC"/>
     <w:rsid w:val="005433E4"/>
@@ -8517,12 +8628,12 @@
     <w:rsid w:val="005B604F"/>
     <w:rsid w:val="00607685"/>
     <w:rsid w:val="00621069"/>
-    <w:rsid w:val="00626920"/>
     <w:rsid w:val="00651B18"/>
     <w:rsid w:val="00654E55"/>
     <w:rsid w:val="00680134"/>
     <w:rsid w:val="0068206E"/>
     <w:rsid w:val="006A359A"/>
+    <w:rsid w:val="006C6282"/>
     <w:rsid w:val="006D372F"/>
     <w:rsid w:val="006F3024"/>
     <w:rsid w:val="006F55EF"/>
@@ -8537,7 +8648,10 @@
     <w:rsid w:val="009278EB"/>
     <w:rsid w:val="00936E8E"/>
     <w:rsid w:val="00956CD3"/>
+    <w:rsid w:val="00973904"/>
+    <w:rsid w:val="009A1734"/>
     <w:rsid w:val="00A17FB3"/>
+    <w:rsid w:val="00A35115"/>
     <w:rsid w:val="00A42C7B"/>
     <w:rsid w:val="00A70311"/>
     <w:rsid w:val="00A8607E"/>
@@ -8547,6 +8661,7 @@
     <w:rsid w:val="00AF3C92"/>
     <w:rsid w:val="00B13F45"/>
     <w:rsid w:val="00B14103"/>
+    <w:rsid w:val="00B16534"/>
     <w:rsid w:val="00B32168"/>
     <w:rsid w:val="00B54556"/>
     <w:rsid w:val="00B71D3A"/>
@@ -8555,21 +8670,22 @@
     <w:rsid w:val="00B978B1"/>
     <w:rsid w:val="00BA52E3"/>
     <w:rsid w:val="00BB3401"/>
-    <w:rsid w:val="00BD6D36"/>
     <w:rsid w:val="00BF77DB"/>
     <w:rsid w:val="00C36366"/>
+    <w:rsid w:val="00C50275"/>
     <w:rsid w:val="00C5501B"/>
     <w:rsid w:val="00C63FBA"/>
     <w:rsid w:val="00C81079"/>
     <w:rsid w:val="00CF687F"/>
     <w:rsid w:val="00D77522"/>
+    <w:rsid w:val="00DD2422"/>
+    <w:rsid w:val="00DD6D9A"/>
     <w:rsid w:val="00EF1EB4"/>
     <w:rsid w:val="00F026EE"/>
     <w:rsid w:val="00F0534E"/>
     <w:rsid w:val="00F10158"/>
     <w:rsid w:val="00F35812"/>
     <w:rsid w:val="00F36EE5"/>
-    <w:rsid w:val="00F377F4"/>
     <w:rsid w:val="00F43FF3"/>
     <w:rsid w:val="00F6125B"/>
     <w:rsid w:val="00F87345"/>
